--- a/middleware-with-database/app/features/weekly_plan/templates/weekly_plan_template.docx
+++ b/middleware-with-database/app/features/weekly_plan/templates/weekly_plan_template.docx
@@ -1,5 +1,87 @@
 
-<file path=word/document.xml><?xml version="1.0" encoding="utf-8"?>
+<file path=customXml\item1.xml><?xml version="1.0" encoding="utf-8"?>
+<b:Sources xmlns:b="http://schemas.openxmlformats.org/officeDocument/2006/bibliography" xmlns="http://schemas.openxmlformats.org/officeDocument/2006/bibliography" SelectedStyle="\APASixthEditionOfficeOnline.xsl" StyleName="APA" Version="6"/>
+</file>
+
+<file path=customXml\itemProps1.xml><?xml version="1.0" encoding="utf-8"?>
+<ds:datastoreItem xmlns:ds="http://schemas.openxmlformats.org/officeDocument/2006/customXml" ds:itemID="{180C964A-8B4F-403A-92FC-EA381371D074}">
+  <ds:schemaRefs>
+    <ds:schemaRef ds:uri="http://schemas.openxmlformats.org/officeDocument/2006/bibliography"/>
+  </ds:schemaRefs>
+</ds:datastoreItem>
+</file>
+
+<file path=docProps\app.xml><?xml version="1.0" encoding="utf-8"?>
+<Properties xmlns="http://schemas.openxmlformats.org/officeDocument/2006/extended-properties" xmlns:vt="http://schemas.openxmlformats.org/officeDocument/2006/docPropsVTypes">
+  <Template>Normal.dotm</Template>
+  <TotalTime>135</TotalTime>
+  <Pages>2</Pages>
+  <Words>227</Words>
+  <Characters>1296</Characters>
+  <Application>Microsoft Office Word</Application>
+  <DocSecurity>0</DocSecurity>
+  <Lines>10</Lines>
+  <Paragraphs>3</Paragraphs>
+  <ScaleCrop>false</ScaleCrop>
+  <HeadingPairs>
+    <vt:vector size="2" baseType="variant">
+      <vt:variant>
+        <vt:lpstr>Title</vt:lpstr>
+      </vt:variant>
+      <vt:variant>
+        <vt:i4>1</vt:i4>
+      </vt:variant>
+    </vt:vector>
+  </HeadingPairs>
+  <TitlesOfParts>
+    <vt:vector size="1" baseType="lpstr">
+      <vt:lpstr/>
+    </vt:vector>
+  </TitlesOfParts>
+  <Company/>
+  <LinksUpToDate>false</LinksUpToDate>
+  <CharactersWithSpaces>1520</CharactersWithSpaces>
+  <SharedDoc>false</SharedDoc>
+  <HyperlinksChanged>false</HyperlinksChanged>
+  <AppVersion>16.0000</AppVersion>
+</Properties>
+</file>
+
+<file path=docProps\core.xml><?xml version="1.0" encoding="utf-8"?>
+<cp:coreProperties xmlns:cp="http://schemas.openxmlformats.org/package/2006/metadata/core-properties" xmlns:dc="http://purl.org/dc/elements/1.1/" xmlns:dcterms="http://purl.org/dc/terms/" xmlns:dcmitype="http://purl.org/dc/dcmitype/" xmlns:xsi="http://www.w3.org/2001/XMLSchema-instance">
+  <dc:title/>
+  <dc:subject/>
+  <dc:creator>AHMAD RIYADH ALMALIKI</dc:creator>
+  <cp:keywords/>
+  <dc:description/>
+  <cp:lastModifiedBy>AHMAD RIYADH ALMALIKI</cp:lastModifiedBy>
+  <cp:revision>4</cp:revision>
+  <dcterms:created xsi:type="dcterms:W3CDTF">2026-09-21T08:22:00Z</dcterms:created>
+  <dcterms:modified xsi:type="dcterms:W3CDTF">2026-09-22T04:10:00Z</dcterms:modified>
+</cp:coreProperties>
+</file>
+
+<file path=docProps\custom.xml><?xml version="1.0" encoding="utf-8"?>
+<Properties xmlns="http://schemas.openxmlformats.org/officeDocument/2006/custom-properties" xmlns:vt="http://schemas.openxmlformats.org/officeDocument/2006/docPropsVTypes">
+  <property fmtid="{D5CDD505-2E9C-101B-9397-08002B2CF9AE}" pid="2" name="Converter">
+    <vt:lpwstr>SolidFramework v10.0.19910.1</vt:lpwstr>
+  </property>
+  <property fmtid="{D5CDD505-2E9C-101B-9397-08002B2CF9AE}" pid="3" name="Created">
+    <vt:filetime>2026-07-09T00:00:00Z</vt:filetime>
+  </property>
+  <property fmtid="{D5CDD505-2E9C-101B-9397-08002B2CF9AE}" pid="4" name="Creator">
+    <vt:lpwstr>wkhtmltopdf 0.12.6.1</vt:lpwstr>
+  </property>
+  <property fmtid="{D5CDD505-2E9C-101B-9397-08002B2CF9AE}" pid="5" name="Producer">
+    <vt:lpwstr>Qt 4.8.7</vt:lpwstr>
+  </property>
+  <property fmtid="{D5CDD505-2E9C-101B-9397-08002B2CF9AE}" pid="6" name="LastSaved">
+    <vt:filetime>2026-07-09T00:00:00Z</vt:filetime>
+  </property>
+</Properties>
+</file>
+
+<file path=word\document.xml><?xml version="1.0" encoding="utf-8"?>
 <w:document xmlns:wpc="http://schemas.microsoft.com/office/word/2010/wordprocessingCanvas" xmlns:cx="http://schemas.microsoft.com/office/drawing/2014/chartex" xmlns:cx1="http://schemas.microsoft.com/office/drawing/2015/9/8/chartex" xmlns:cx2="http://schemas.microsoft.com/office/drawing/2015/10/21/chartex" xmlns:cx3="http://schemas.microsoft.com/office/drawing/2016/5/9/chartex" xmlns:cx4="http://schemas.microsoft.com/office/drawing/2016/5/10/chartex" xmlns:cx5="http://schemas.microsoft.com/office/drawing/2016/5/11/chartex" xmlns:cx6="http://schemas.microsoft.com/office/drawing/2016/5/12/chartex" xmlns:cx7="http://schemas.microsoft.com/office/drawing/2016/5/13/chartex" xmlns:cx8="http://schemas.microsoft.com/office/drawing/2016/5/14/chartex" xmlns:mc="http://schemas.openxmlformats.org/markup-compatibility/2006" xmlns:aink="http://schemas.microsoft.com/office/drawing/2016/ink" xmlns:am3d="http://schemas.microsoft.com/office/drawing/2017/model3d" xmlns:o="urn:schemas-microsoft-com:office:office" xmlns:oel="http://schemas.microsoft.com/office/2019/extlst" xmlns:r="http://schemas.openxmlformats.org/officeDocument/2006/relationships" xmlns:m="http://schemas.openxmlformats.org/officeDocument/2006/math" xmlns:v="urn:schemas-microsoft-com:vml" xmlns:wp14="http://schemas.microsoft.com/office/word/2010/wordprocessingDrawing" xmlns:wp="http://schemas.openxmlformats.org/drawingml/2006/wordprocessingDrawing" xmlns:w10="urn:schemas-microsoft-com:office:word" xmlns:w="http://schemas.openxmlformats.org/wordprocessingml/2006/main" xmlns:w14="http://schemas.microsoft.com/office/word/2010/wordml" xmlns:w15="http://schemas.microsoft.com/office/word/2012/wordml" xmlns:w16cex="http://schemas.microsoft.com/office/word/2018/wordml/cex" xmlns:w16cid="http://schemas.microsoft.com/office/word/2016/wordml/cid" xmlns:w16="http://schemas.microsoft.com/office/word/2018/wordml" xmlns:w16du="http://schemas.microsoft.com/office/word/2023/wordml/word16du" xmlns:w16sdtdh="http://schemas.microsoft.com/office/word/2020/wordml/sdtdatahash" xmlns:w16sdtfl="http://schemas.microsoft.com/office/word/2024/wordml/sdtformatlock" xmlns:w16se="http://schemas.microsoft.com/office/word/2015/wordml/symex" xmlns:wpg="http://schemas.microsoft.com/office/word/2010/wordprocessingGroup" xmlns:wpi="http://schemas.microsoft.com/office/word/2010/wordprocessingInk" xmlns:wne="http://schemas.microsoft.com/office/word/2006/wordml" xmlns:wps="http://schemas.microsoft.com/office/word/2010/wordprocessingShape" mc:Ignorable="w14 w15 w16se w16cid w16 w16cex w16sdtdh w16sdtfl w16du wp14">
   <w:body>
     <w:p>
@@ -805,7 +887,7 @@
                 <w:w w:val="115"/>
                 <w:sz w:val="15"/>
               </w:rPr>
-              <w:t>{% for tp in tujuan_pembelajaran %}{{ tp.subject_name }}</w:t>
+              <w:t>{%tr for tp in tujuan_pembelajaran %}</w:t>
             </w:r>
           </w:p>
         </w:tc>
@@ -825,7 +907,101 @@
               <w:rPr>
                 <w:sz w:val="15"/>
               </w:rPr>
-              <w:t>{{ tp.tp }}{% endfor %}</w:t>
+              <w:t/>
+            </w:r>
+          </w:p>
+        </w:tc>
+      </w:tr>
+      <w:tr>
+        <w:trPr>
+          <w:trHeight w:val="394"/>
+        </w:trPr>
+        <w:tc>
+          <w:tcPr>
+            <w:tcW w:w="7208" w:type="dxa"/>
+          </w:tcPr>
+          <w:p>
+            <w:pPr>
+              <w:pStyle w:val="TableParagraph"/>
+              <w:ind w:left="14"/>
+              <w:rPr>
+                <w:sz w:val="15"/>
+              </w:rPr>
+            </w:pPr>
+            <w:r>
+              <w:rPr>
+                <w:spacing w:val="-2"/>
+                <w:w w:val="115"/>
+                <w:sz w:val="15"/>
+              </w:rPr>
+              <w:t>{{ tp.subject_name }}</w:t>
+            </w:r>
+          </w:p>
+        </w:tc>
+        <w:tc>
+          <w:tcPr>
+            <w:tcW w:w="8847" w:type="dxa"/>
+          </w:tcPr>
+          <w:p>
+            <w:pPr>
+              <w:pStyle w:val="TableParagraph"/>
+              <w:ind w:left="107"/>
+              <w:rPr>
+                <w:sz w:val="15"/>
+              </w:rPr>
+            </w:pPr>
+            <w:r>
+              <w:rPr>
+                <w:sz w:val="15"/>
+              </w:rPr>
+              <w:t>{{ tp.tp }}</w:t>
+            </w:r>
+          </w:p>
+        </w:tc>
+      </w:tr>
+      <w:tr>
+        <w:trPr>
+          <w:trHeight w:val="394"/>
+        </w:trPr>
+        <w:tc>
+          <w:tcPr>
+            <w:tcW w:w="7208" w:type="dxa"/>
+          </w:tcPr>
+          <w:p>
+            <w:pPr>
+              <w:pStyle w:val="TableParagraph"/>
+              <w:ind w:left="14"/>
+              <w:rPr>
+                <w:sz w:val="15"/>
+              </w:rPr>
+            </w:pPr>
+            <w:r>
+              <w:rPr>
+                <w:spacing w:val="-2"/>
+                <w:w w:val="115"/>
+                <w:sz w:val="15"/>
+              </w:rPr>
+              <w:t>{%tr endfor %}</w:t>
+            </w:r>
+          </w:p>
+        </w:tc>
+        <w:tc>
+          <w:tcPr>
+            <w:tcW w:w="8847" w:type="dxa"/>
+          </w:tcPr>
+          <w:p>
+            <w:pPr>
+              <w:pStyle w:val="TableParagraph"/>
+              <w:ind w:left="107"/>
+              <w:rPr>
+                <w:sz w:val="15"/>
+              </w:rPr>
+            </w:pPr>
+            <w:r>
+              <w:rPr>
+                <w:sz w:val="15"/>
+              </w:rPr>
+              <w:t/>
             </w:r>
           </w:p>
         </w:tc>
@@ -3139,7 +3315,7 @@
 </w:document>
 </file>
 
-<file path=word/endnotes.xml><?xml version="1.0" encoding="utf-8"?>
+<file path=word\endnotes.xml><?xml version="1.0" encoding="utf-8"?>
 <w:endnotes xmlns:wpc="http://schemas.microsoft.com/office/word/2010/wordprocessingCanvas" xmlns:cx="http://schemas.microsoft.com/office/drawing/2014/chartex" xmlns:cx1="http://schemas.microsoft.com/office/drawing/2015/9/8/chartex" xmlns:cx2="http://schemas.microsoft.com/office/drawing/2015/10/21/chartex" xmlns:cx3="http://schemas.microsoft.com/office/drawing/2016/5/9/chartex" xmlns:cx4="http://schemas.microsoft.com/office/drawing/2016/5/10/chartex" xmlns:cx5="http://schemas.microsoft.com/office/drawing/2016/5/11/chartex" xmlns:cx6="http://schemas.microsoft.com/office/drawing/2016/5/12/chartex" xmlns:cx7="http://schemas.microsoft.com/office/drawing/2016/5/13/chartex" xmlns:cx8="http://schemas.microsoft.com/office/drawing/2016/5/14/chartex" xmlns:mc="http://schemas.openxmlformats.org/markup-compatibility/2006" xmlns:aink="http://schemas.microsoft.com/office/drawing/2016/ink" xmlns:am3d="http://schemas.microsoft.com/office/drawing/2017/model3d" xmlns:o="urn:schemas-microsoft-com:office:office" xmlns:oel="http://schemas.microsoft.com/office/2019/extlst" xmlns:r="http://schemas.openxmlformats.org/officeDocument/2006/relationships" xmlns:m="http://schemas.openxmlformats.org/officeDocument/2006/math" xmlns:v="urn:schemas-microsoft-com:vml" xmlns:wp14="http://schemas.microsoft.com/office/word/2010/wordprocessingDrawing" xmlns:wp="http://schemas.openxmlformats.org/drawingml/2006/wordprocessingDrawing" xmlns:w10="urn:schemas-microsoft-com:office:word" xmlns:w="http://schemas.openxmlformats.org/wordprocessingml/2006/main" xmlns:w14="http://schemas.microsoft.com/office/word/2010/wordml" xmlns:w15="http://schemas.microsoft.com/office/word/2012/wordml" xmlns:w16cex="http://schemas.microsoft.com/office/word/2018/wordml/cex" xmlns:w16cid="http://schemas.microsoft.com/office/word/2016/wordml/cid" xmlns:w16="http://schemas.microsoft.com/office/word/2018/wordml" xmlns:w16du="http://schemas.microsoft.com/office/word/2023/wordml/word16du" xmlns:w16sdtdh="http://schemas.microsoft.com/office/word/2020/wordml/sdtdatahash" xmlns:w16sdtfl="http://schemas.microsoft.com/office/word/2024/wordml/sdtformatlock" xmlns:w16se="http://schemas.microsoft.com/office/word/2015/wordml/symex" xmlns:wpg="http://schemas.microsoft.com/office/word/2010/wordprocessingGroup" xmlns:wpi="http://schemas.microsoft.com/office/word/2010/wordprocessingInk" xmlns:wne="http://schemas.microsoft.com/office/word/2006/wordml" xmlns:wps="http://schemas.microsoft.com/office/word/2010/wordprocessingShape" mc:Ignorable="w14 w15 w16se w16cid w16 w16cex w16sdtdh w16sdtfl w16du wp14">
   <w:endnote w:type="separator" w:id="-1">
     <w:p>
@@ -3158,7 +3334,40 @@
 </w:endnotes>
 </file>
 
-<file path=word/footnotes.xml><?xml version="1.0" encoding="utf-8"?>
+<file path=word\fontTable.xml><?xml version="1.0" encoding="utf-8"?>
+<w:fonts xmlns:mc="http://schemas.openxmlformats.org/markup-compatibility/2006" xmlns:r="http://schemas.openxmlformats.org/officeDocument/2006/relationships" xmlns:w="http://schemas.openxmlformats.org/wordprocessingml/2006/main" xmlns:w14="http://schemas.microsoft.com/office/word/2010/wordml" xmlns:w15="http://schemas.microsoft.com/office/word/2012/wordml" xmlns:w16cex="http://schemas.microsoft.com/office/word/2018/wordml/cex" xmlns:w16cid="http://schemas.microsoft.com/office/word/2016/wordml/cid" xmlns:w16="http://schemas.microsoft.com/office/word/2018/wordml" xmlns:w16du="http://schemas.microsoft.com/office/word/2023/wordml/word16du" xmlns:w16sdtdh="http://schemas.microsoft.com/office/word/2020/wordml/sdtdatahash" xmlns:w16sdtfl="http://schemas.microsoft.com/office/word/2024/wordml/sdtformatlock" xmlns:w16se="http://schemas.microsoft.com/office/word/2015/wordml/symex" mc:Ignorable="w14 w15 w16se w16cid w16 w16cex w16sdtdh w16sdtfl w16du">
+  <w:font w:name="Calibri">
+    <w:panose1 w:val="020F0502020204030204"/>
+    <w:charset w:val="00"/>
+    <w:family w:val="swiss"/>
+    <w:pitch w:val="variable"/>
+    <w:sig w:usb0="E4002EFF" w:usb1="C200247B" w:usb2="00000009" w:usb3="00000000" w:csb0="000001FF" w:csb1="00000000"/>
+  </w:font>
+  <w:font w:name="Times New Roman">
+    <w:panose1 w:val="02020603050405020304"/>
+    <w:charset w:val="00"/>
+    <w:family w:val="roman"/>
+    <w:pitch w:val="variable"/>
+    <w:sig w:usb0="E0002EFF" w:usb1="C000785B" w:usb2="00000009" w:usb3="00000000" w:csb0="000001FF" w:csb1="00000000"/>
+  </w:font>
+  <w:font w:name="Trebuchet MS">
+    <w:panose1 w:val="020B0603020202020204"/>
+    <w:charset w:val="00"/>
+    <w:family w:val="swiss"/>
+    <w:pitch w:val="variable"/>
+    <w:sig w:usb0="00000687" w:usb1="00000000" w:usb2="00000000" w:usb3="00000000" w:csb0="0000009F" w:csb1="00000000"/>
+  </w:font>
+  <w:font w:name="Cambria">
+    <w:panose1 w:val="02040503050406030204"/>
+    <w:charset w:val="00"/>
+    <w:family w:val="roman"/>
+    <w:pitch w:val="variable"/>
+    <w:sig w:usb0="E00006FF" w:usb1="420024FF" w:usb2="02000000" w:usb3="00000000" w:csb0="0000019F" w:csb1="00000000"/>
+  </w:font>
+</w:fonts>
+</file>
+
+<file path=word\footnotes.xml><?xml version="1.0" encoding="utf-8"?>
 <w:footnotes xmlns:wpc="http://schemas.microsoft.com/office/word/2010/wordprocessingCanvas" xmlns:cx="http://schemas.microsoft.com/office/drawing/2014/chartex" xmlns:cx1="http://schemas.microsoft.com/office/drawing/2015/9/8/chartex" xmlns:cx2="http://schemas.microsoft.com/office/drawing/2015/10/21/chartex" xmlns:cx3="http://schemas.microsoft.com/office/drawing/2016/5/9/chartex" xmlns:cx4="http://schemas.microsoft.com/office/drawing/2016/5/10/chartex" xmlns:cx5="http://schemas.microsoft.com/office/drawing/2016/5/11/chartex" xmlns:cx6="http://schemas.microsoft.com/office/drawing/2016/5/12/chartex" xmlns:cx7="http://schemas.microsoft.com/office/drawing/2016/5/13/chartex" xmlns:cx8="http://schemas.microsoft.com/office/drawing/2016/5/14/chartex" xmlns:mc="http://schemas.openxmlformats.org/markup-compatibility/2006" xmlns:aink="http://schemas.microsoft.com/office/drawing/2016/ink" xmlns:am3d="http://schemas.microsoft.com/office/drawing/2017/model3d" xmlns:o="urn:schemas-microsoft-com:office:office" xmlns:oel="http://schemas.microsoft.com/office/2019/extlst" xmlns:r="http://schemas.openxmlformats.org/officeDocument/2006/relationships" xmlns:m="http://schemas.openxmlformats.org/officeDocument/2006/math" xmlns:v="urn:schemas-microsoft-com:vml" xmlns:wp14="http://schemas.microsoft.com/office/word/2010/wordprocessingDrawing" xmlns:wp="http://schemas.openxmlformats.org/drawingml/2006/wordprocessingDrawing" xmlns:w10="urn:schemas-microsoft-com:office:word" xmlns:w="http://schemas.openxmlformats.org/wordprocessingml/2006/main" xmlns:w14="http://schemas.microsoft.com/office/word/2010/wordml" xmlns:w15="http://schemas.microsoft.com/office/word/2012/wordml" xmlns:w16cex="http://schemas.microsoft.com/office/word/2018/wordml/cex" xmlns:w16cid="http://schemas.microsoft.com/office/word/2016/wordml/cid" xmlns:w16="http://schemas.microsoft.com/office/word/2018/wordml" xmlns:w16du="http://schemas.microsoft.com/office/word/2023/wordml/word16du" xmlns:w16sdtdh="http://schemas.microsoft.com/office/word/2020/wordml/sdtdatahash" xmlns:w16sdtfl="http://schemas.microsoft.com/office/word/2024/wordml/sdtformatlock" xmlns:w16se="http://schemas.microsoft.com/office/word/2015/wordml/symex" xmlns:wpg="http://schemas.microsoft.com/office/word/2010/wordprocessingGroup" xmlns:wpi="http://schemas.microsoft.com/office/word/2010/wordprocessingInk" xmlns:wne="http://schemas.microsoft.com/office/word/2006/wordml" xmlns:wps="http://schemas.microsoft.com/office/word/2010/wordprocessingShape" mc:Ignorable="w14 w15 w16se w16cid w16 w16cex w16sdtdh w16sdtfl w16du wp14">
   <w:footnote w:type="separator" w:id="-1">
     <w:p>
@@ -3177,7 +3386,74 @@
 </w:footnotes>
 </file>
 
-<file path=word/styles.xml><?xml version="1.0" encoding="utf-8"?>
+<file path=word\settings.xml><?xml version="1.0" encoding="utf-8"?>
+<w:settings xmlns:mc="http://schemas.openxmlformats.org/markup-compatibility/2006" xmlns:o="urn:schemas-microsoft-com:office:office" xmlns:r="http://schemas.openxmlformats.org/officeDocument/2006/relationships" xmlns:m="http://schemas.openxmlformats.org/officeDocument/2006/math" xmlns:v="urn:schemas-microsoft-com:vml" xmlns:w10="urn:schemas-microsoft-com:office:word" xmlns:w="http://schemas.openxmlformats.org/wordprocessingml/2006/main" xmlns:w14="http://schemas.microsoft.com/office/word/2010/wordml" xmlns:w15="http://schemas.microsoft.com/office/word/2012/wordml" xmlns:w16cex="http://schemas.microsoft.com/office/word/2018/wordml/cex" xmlns:w16cid="http://schemas.microsoft.com/office/word/2016/wordml/cid" xmlns:w16="http://schemas.microsoft.com/office/word/2018/wordml" xmlns:w16du="http://schemas.microsoft.com/office/word/2023/wordml/word16du" xmlns:w16sdtdh="http://schemas.microsoft.com/office/word/2020/wordml/sdtdatahash" xmlns:w16sdtfl="http://schemas.microsoft.com/office/word/2024/wordml/sdtformatlock" xmlns:w16se="http://schemas.microsoft.com/office/word/2015/wordml/symex" xmlns:sl="http://schemas.openxmlformats.org/schemaLibrary/2006/main" mc:Ignorable="w14 w15 w16se w16cid w16 w16cex w16sdtdh w16sdtfl w16du">
+  <w:zoom w:percent="100"/>
+  <w:proofState w:grammar="clean"/>
+  <w:defaultTabStop w:val="720"/>
+  <w:drawingGridHorizontalSpacing w:val="110"/>
+  <w:displayHorizontalDrawingGridEvery w:val="2"/>
+  <w:characterSpacingControl w:val="doNotCompress"/>
+  <w:footnotePr>
+    <w:footnote w:id="-1"/>
+    <w:footnote w:id="0"/>
+  </w:footnotePr>
+  <w:endnotePr>
+    <w:endnote w:id="-1"/>
+    <w:endnote w:id="0"/>
+  </w:endnotePr>
+  <w:compat>
+    <w:ulTrailSpace/>
+    <w:shapeLayoutLikeWW8/>
+    <w:compatSetting w:name="compatibilityMode" w:uri="http://schemas.microsoft.com/office/word" w:val="14"/>
+    <w:compatSetting w:name="useWord2013TrackBottomHyphenation" w:uri="http://schemas.microsoft.com/office/word" w:val="1"/>
+  </w:compat>
+  <w:rsids>
+    <w:rsidRoot w:val="00AE512A"/>
+    <w:rsid w:val="000C663A"/>
+    <w:rsid w:val="000E4877"/>
+    <w:rsid w:val="00350E31"/>
+    <w:rsid w:val="003F232B"/>
+    <w:rsid w:val="00403E08"/>
+    <w:rsid w:val="004C7EBB"/>
+    <w:rsid w:val="00593A15"/>
+    <w:rsid w:val="005A487D"/>
+    <w:rsid w:val="007C7ACC"/>
+    <w:rsid w:val="00816F1E"/>
+    <w:rsid w:val="008376D8"/>
+    <w:rsid w:val="00932FF5"/>
+    <w:rsid w:val="00AE512A"/>
+    <w:rsid w:val="00FB0408"/>
+  </w:rsids>
+  <m:mathPr>
+    <m:mathFont m:val="Cambria Math"/>
+    <m:brkBin m:val="before"/>
+    <m:brkBinSub m:val="--"/>
+    <m:smallFrac m:val="0"/>
+    <m:dispDef/>
+    <m:lMargin m:val="0"/>
+    <m:rMargin m:val="0"/>
+    <m:defJc m:val="centerGroup"/>
+    <m:wrapIndent m:val="1440"/>
+    <m:intLim m:val="subSup"/>
+    <m:naryLim m:val="undOvr"/>
+  </m:mathPr>
+  <w:themeFontLang w:val="en-US"/>
+  <w:clrSchemeMapping w:bg1="light1" w:t1="dark1" w:bg2="light2" w:t2="dark2" w:accent1="accent1" w:accent2="accent2" w:accent3="accent3" w:accent4="accent4" w:accent5="accent5" w:accent6="accent6" w:hyperlink="hyperlink" w:followedHyperlink="followedHyperlink"/>
+  <w:shapeDefaults>
+    <o:shapedefaults v:ext="edit" spidmax="1026"/>
+    <o:shapelayout v:ext="edit">
+      <o:idmap v:ext="edit" data="1"/>
+    </o:shapelayout>
+  </w:shapeDefaults>
+  <w:decimalSymbol w:val="."/>
+  <w:listSeparator w:val=","/>
+  <w14:docId w14:val="66311134"/>
+  <w15:docId w15:val="{1AD715A5-101C-451A-B811-8B77262BE58E}"/>
+</w:settings>
+</file>
+
+<file path=word\styles.xml><?xml version="1.0" encoding="utf-8"?>
 <w:styles xmlns:mc="http://schemas.openxmlformats.org/markup-compatibility/2006" xmlns:r="http://schemas.openxmlformats.org/officeDocument/2006/relationships" xmlns:w="http://schemas.openxmlformats.org/wordprocessingml/2006/main" xmlns:w14="http://schemas.microsoft.com/office/word/2010/wordml" xmlns:w15="http://schemas.microsoft.com/office/word/2012/wordml" xmlns:w16cex="http://schemas.microsoft.com/office/word/2018/wordml/cex" xmlns:w16cid="http://schemas.microsoft.com/office/word/2016/wordml/cid" xmlns:w16="http://schemas.microsoft.com/office/word/2018/wordml" xmlns:w16du="http://schemas.microsoft.com/office/word/2023/wordml/word16du" xmlns:w16sdtdh="http://schemas.microsoft.com/office/word/2020/wordml/sdtdatahash" xmlns:w16sdtfl="http://schemas.microsoft.com/office/word/2024/wordml/sdtformatlock" xmlns:w16se="http://schemas.microsoft.com/office/word/2015/wordml/symex" mc:Ignorable="w14 w15 w16se w16cid w16 w16cex w16sdtdh w16sdtfl w16du">
   <w:docDefaults>
     <w:rPrDefault>
@@ -3709,7 +3985,7 @@
 </w:styles>
 </file>
 
-<file path=word/theme/theme1.xml><?xml version="1.0" encoding="utf-8"?>
+<file path=word\theme\theme1.xml><?xml version="1.0" encoding="utf-8"?>
 <a:theme xmlns:a="http://schemas.openxmlformats.org/drawingml/2006/main" name="Office Theme">
   <a:themeElements>
     <a:clrScheme name="Office">
@@ -3992,14 +4268,6 @@
 </a:theme>
 </file>
 
-<file path=customXml/item1.xml><?xml version="1.0" encoding="utf-8"?>
-<b:Sources xmlns:b="http://schemas.openxmlformats.org/officeDocument/2006/bibliography" xmlns="http://schemas.openxmlformats.org/officeDocument/2006/bibliography" SelectedStyle="\APASixthEditionOfficeOnline.xsl" StyleName="APA" Version="6"/>
-</file>
-
-<file path=customXml/itemProps1.xml><?xml version="1.0" encoding="utf-8"?>
-<ds:datastoreItem xmlns:ds="http://schemas.openxmlformats.org/officeDocument/2006/customXml" ds:itemID="{180C964A-8B4F-403A-92FC-EA381371D074}">
-  <ds:schemaRefs>
-    <ds:schemaRef ds:uri="http://schemas.openxmlformats.org/officeDocument/2006/bibliography"/>
-  </ds:schemaRefs>
-</ds:datastoreItem>
+<file path=word\webSettings.xml><?xml version="1.0" encoding="utf-8"?>
+<w:webSettings xmlns:mc="http://schemas.openxmlformats.org/markup-compatibility/2006" xmlns:r="http://schemas.openxmlformats.org/officeDocument/2006/relationships" xmlns:w="http://schemas.openxmlformats.org/wordprocessingml/2006/main" xmlns:w14="http://schemas.microsoft.com/office/word/2010/wordml" xmlns:w15="http://schemas.microsoft.com/office/word/2012/wordml" xmlns:w16cex="http://schemas.microsoft.com/office/word/2018/wordml/cex" xmlns:w16cid="http://schemas.microsoft.com/office/word/2016/wordml/cid" xmlns:w16="http://schemas.microsoft.com/office/word/2018/wordml" xmlns:w16du="http://schemas.microsoft.com/office/word/2023/wordml/word16du" xmlns:w16sdtdh="http://schemas.microsoft.com/office/word/2020/wordml/sdtdatahash" xmlns:w16sdtfl="http://schemas.microsoft.com/office/word/2024/wordml/sdtformatlock" xmlns:w16se="http://schemas.microsoft.com/office/word/2015/wordml/symex" mc:Ignorable="w14 w15 w16se w16cid w16 w16cex w16sdtdh w16sdtfl w16du"/>
 </file>
--- a/middleware-with-database/app/features/weekly_plan/templates/weekly_plan_template.docx
+++ b/middleware-with-database/app/features/weekly_plan/templates/weekly_plan_template.docx
@@ -1,87 +1,5 @@
 
-<file path=customXml\item1.xml><?xml version="1.0" encoding="utf-8"?>
-<b:Sources xmlns:b="http://schemas.openxmlformats.org/officeDocument/2006/bibliography" xmlns="http://schemas.openxmlformats.org/officeDocument/2006/bibliography" SelectedStyle="\APASixthEditionOfficeOnline.xsl" StyleName="APA" Version="6"/>
-</file>
-
-<file path=customXml\itemProps1.xml><?xml version="1.0" encoding="utf-8"?>
-<ds:datastoreItem xmlns:ds="http://schemas.openxmlformats.org/officeDocument/2006/customXml" ds:itemID="{180C964A-8B4F-403A-92FC-EA381371D074}">
-  <ds:schemaRefs>
-    <ds:schemaRef ds:uri="http://schemas.openxmlformats.org/officeDocument/2006/bibliography"/>
-  </ds:schemaRefs>
-</ds:datastoreItem>
-</file>
-
-<file path=docProps\app.xml><?xml version="1.0" encoding="utf-8"?>
-<Properties xmlns="http://schemas.openxmlformats.org/officeDocument/2006/extended-properties" xmlns:vt="http://schemas.openxmlformats.org/officeDocument/2006/docPropsVTypes">
-  <Template>Normal.dotm</Template>
-  <TotalTime>135</TotalTime>
-  <Pages>2</Pages>
-  <Words>227</Words>
-  <Characters>1296</Characters>
-  <Application>Microsoft Office Word</Application>
-  <DocSecurity>0</DocSecurity>
-  <Lines>10</Lines>
-  <Paragraphs>3</Paragraphs>
-  <ScaleCrop>false</ScaleCrop>
-  <HeadingPairs>
-    <vt:vector size="2" baseType="variant">
-      <vt:variant>
-        <vt:lpstr>Title</vt:lpstr>
-      </vt:variant>
-      <vt:variant>
-        <vt:i4>1</vt:i4>
-      </vt:variant>
-    </vt:vector>
-  </HeadingPairs>
-  <TitlesOfParts>
-    <vt:vector size="1" baseType="lpstr">
-      <vt:lpstr/>
-    </vt:vector>
-  </TitlesOfParts>
-  <Company/>
-  <LinksUpToDate>false</LinksUpToDate>
-  <CharactersWithSpaces>1520</CharactersWithSpaces>
-  <SharedDoc>false</SharedDoc>
-  <HyperlinksChanged>false</HyperlinksChanged>
-  <AppVersion>16.0000</AppVersion>
-</Properties>
-</file>
-
-<file path=docProps\core.xml><?xml version="1.0" encoding="utf-8"?>
-<cp:coreProperties xmlns:cp="http://schemas.openxmlformats.org/package/2006/metadata/core-properties" xmlns:dc="http://purl.org/dc/elements/1.1/" xmlns:dcterms="http://purl.org/dc/terms/" xmlns:dcmitype="http://purl.org/dc/dcmitype/" xmlns:xsi="http://www.w3.org/2001/XMLSchema-instance">
-  <dc:title/>
-  <dc:subject/>
-  <dc:creator>AHMAD RIYADH ALMALIKI</dc:creator>
-  <cp:keywords/>
-  <dc:description/>
-  <cp:lastModifiedBy>AHMAD RIYADH ALMALIKI</cp:lastModifiedBy>
-  <cp:revision>4</cp:revision>
-  <dcterms:created xsi:type="dcterms:W3CDTF">2026-09-21T08:22:00Z</dcterms:created>
-  <dcterms:modified xsi:type="dcterms:W3CDTF">2026-09-22T04:10:00Z</dcterms:modified>
-</cp:coreProperties>
-</file>
-
-<file path=docProps\custom.xml><?xml version="1.0" encoding="utf-8"?>
-<Properties xmlns="http://schemas.openxmlformats.org/officeDocument/2006/custom-properties" xmlns:vt="http://schemas.openxmlformats.org/officeDocument/2006/docPropsVTypes">
-  <property fmtid="{D5CDD505-2E9C-101B-9397-08002B2CF9AE}" pid="2" name="Converter">
-    <vt:lpwstr>SolidFramework v10.0.19910.1</vt:lpwstr>
-  </property>
-  <property fmtid="{D5CDD505-2E9C-101B-9397-08002B2CF9AE}" pid="3" name="Created">
-    <vt:filetime>2026-07-09T00:00:00Z</vt:filetime>
-  </property>
-  <property fmtid="{D5CDD505-2E9C-101B-9397-08002B2CF9AE}" pid="4" name="Creator">
-    <vt:lpwstr>wkhtmltopdf 0.12.6.1</vt:lpwstr>
-  </property>
-  <property fmtid="{D5CDD505-2E9C-101B-9397-08002B2CF9AE}" pid="5" name="Producer">
-    <vt:lpwstr>Qt 4.8.7</vt:lpwstr>
-  </property>
-  <property fmtid="{D5CDD505-2E9C-101B-9397-08002B2CF9AE}" pid="6" name="LastSaved">
-    <vt:filetime>2026-07-09T00:00:00Z</vt:filetime>
-  </property>
-</Properties>
-</file>
-
-<file path=word\document.xml><?xml version="1.0" encoding="utf-8"?>
+<file path=word/document.xml><?xml version="1.0" encoding="utf-8"?>
 <w:document xmlns:wpc="http://schemas.microsoft.com/office/word/2010/wordprocessingCanvas" xmlns:cx="http://schemas.microsoft.com/office/drawing/2014/chartex" xmlns:cx1="http://schemas.microsoft.com/office/drawing/2015/9/8/chartex" xmlns:cx2="http://schemas.microsoft.com/office/drawing/2015/10/21/chartex" xmlns:cx3="http://schemas.microsoft.com/office/drawing/2016/5/9/chartex" xmlns:cx4="http://schemas.microsoft.com/office/drawing/2016/5/10/chartex" xmlns:cx5="http://schemas.microsoft.com/office/drawing/2016/5/11/chartex" xmlns:cx6="http://schemas.microsoft.com/office/drawing/2016/5/12/chartex" xmlns:cx7="http://schemas.microsoft.com/office/drawing/2016/5/13/chartex" xmlns:cx8="http://schemas.microsoft.com/office/drawing/2016/5/14/chartex" xmlns:mc="http://schemas.openxmlformats.org/markup-compatibility/2006" xmlns:aink="http://schemas.microsoft.com/office/drawing/2016/ink" xmlns:am3d="http://schemas.microsoft.com/office/drawing/2017/model3d" xmlns:o="urn:schemas-microsoft-com:office:office" xmlns:oel="http://schemas.microsoft.com/office/2019/extlst" xmlns:r="http://schemas.openxmlformats.org/officeDocument/2006/relationships" xmlns:m="http://schemas.openxmlformats.org/officeDocument/2006/math" xmlns:v="urn:schemas-microsoft-com:vml" xmlns:wp14="http://schemas.microsoft.com/office/word/2010/wordprocessingDrawing" xmlns:wp="http://schemas.openxmlformats.org/drawingml/2006/wordprocessingDrawing" xmlns:w10="urn:schemas-microsoft-com:office:word" xmlns:w="http://schemas.openxmlformats.org/wordprocessingml/2006/main" xmlns:w14="http://schemas.microsoft.com/office/word/2010/wordml" xmlns:w15="http://schemas.microsoft.com/office/word/2012/wordml" xmlns:w16cex="http://schemas.microsoft.com/office/word/2018/wordml/cex" xmlns:w16cid="http://schemas.microsoft.com/office/word/2016/wordml/cid" xmlns:w16="http://schemas.microsoft.com/office/word/2018/wordml" xmlns:w16du="http://schemas.microsoft.com/office/word/2023/wordml/word16du" xmlns:w16sdtdh="http://schemas.microsoft.com/office/word/2020/wordml/sdtdatahash" xmlns:w16sdtfl="http://schemas.microsoft.com/office/word/2024/wordml/sdtformatlock" xmlns:w16se="http://schemas.microsoft.com/office/word/2015/wordml/symex" xmlns:wpg="http://schemas.microsoft.com/office/word/2010/wordprocessingGroup" xmlns:wpi="http://schemas.microsoft.com/office/word/2010/wordprocessingInk" xmlns:wne="http://schemas.microsoft.com/office/word/2006/wordml" xmlns:wps="http://schemas.microsoft.com/office/word/2010/wordprocessingShape" mc:Ignorable="w14 w15 w16se w16cid w16 w16cex w16sdtdh w16sdtfl w16du wp14">
   <w:body>
     <w:p>
@@ -286,7 +204,7 @@
           </mc:Choice>
           <mc:Fallback>
             <w:pict>
-              <v:shape w14:anchorId="0195F9EC" id="Graphic 2" o:spid="_x0000_s1026" style="position:absolute;margin-left:19.5pt;margin-top:11.85pt;width:803.4pt;height:1.3pt;z-index:-15728640;visibility:visible;mso-wrap-style:square;mso-wrap-distance-left:0;mso-wrap-distance-top:0;mso-wrap-distance-right:0;mso-wrap-distance-bottom:0;mso-position-horizontal:absolute;mso-position-horizontal-relative:page;mso-position-vertical:absolute;mso-position-vertical-relative:text;v-text-anchor:top" coordsize="10203180,16510" o:gfxdata="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" path="m10202647,r-8141,l8128,,,,,8128r,8128l8128,16256r10186378,l10202647,16256r,-8128l10202647,xe" fillcolor="black" stroked="f">
+              <v:shape w14:anchorId="6C971BA3" id="Graphic 2" o:spid="_x0000_s1026" style="position:absolute;margin-left:19.5pt;margin-top:11.85pt;width:803.4pt;height:1.3pt;z-index:-15728640;visibility:visible;mso-wrap-style:square;mso-wrap-distance-left:0;mso-wrap-distance-top:0;mso-wrap-distance-right:0;mso-wrap-distance-bottom:0;mso-position-horizontal:absolute;mso-position-horizontal-relative:page;mso-position-vertical:absolute;mso-position-vertical-relative:text;v-text-anchor:top" coordsize="10203180,16510" o:gfxdata="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" path="m10202647,r-8141,l8128,,,,,8128r,8128l8128,16256r10186378,l10202647,16256r,-8128l10202647,xe" fillcolor="black" stroked="f">
                 <v:path arrowok="t"/>
                 <w10:wrap type="topAndBottom" anchorx="page"/>
               </v:shape>
@@ -889,45 +807,6 @@
               </w:rPr>
               <w:t>{%tr for tp in tujuan_pembelajaran %}</w:t>
             </w:r>
-          </w:p>
-        </w:tc>
-        <w:tc>
-          <w:tcPr>
-            <w:tcW w:w="8847" w:type="dxa"/>
-          </w:tcPr>
-          <w:p>
-            <w:pPr>
-              <w:pStyle w:val="TableParagraph"/>
-              <w:ind w:left="107"/>
-              <w:rPr>
-                <w:sz w:val="15"/>
-              </w:rPr>
-            </w:pPr>
-            <w:r>
-              <w:rPr>
-                <w:sz w:val="15"/>
-              </w:rPr>
-              <w:t/>
-            </w:r>
-          </w:p>
-        </w:tc>
-      </w:tr>
-      <w:tr>
-        <w:trPr>
-          <w:trHeight w:val="394"/>
-        </w:trPr>
-        <w:tc>
-          <w:tcPr>
-            <w:tcW w:w="7208" w:type="dxa"/>
-          </w:tcPr>
-          <w:p>
-            <w:pPr>
-              <w:pStyle w:val="TableParagraph"/>
-              <w:ind w:left="14"/>
-              <w:rPr>
-                <w:sz w:val="15"/>
-              </w:rPr>
-            </w:pPr>
             <w:r>
               <w:rPr>
                 <w:spacing w:val="-2"/>
@@ -956,25 +835,6 @@
               </w:rPr>
               <w:t>{{ tp.tp }}</w:t>
             </w:r>
-          </w:p>
-        </w:tc>
-      </w:tr>
-      <w:tr>
-        <w:trPr>
-          <w:trHeight w:val="394"/>
-        </w:trPr>
-        <w:tc>
-          <w:tcPr>
-            <w:tcW w:w="7208" w:type="dxa"/>
-          </w:tcPr>
-          <w:p>
-            <w:pPr>
-              <w:pStyle w:val="TableParagraph"/>
-              <w:ind w:left="14"/>
-              <w:rPr>
-                <w:sz w:val="15"/>
-              </w:rPr>
-            </w:pPr>
             <w:r>
               <w:rPr>
                 <w:spacing w:val="-2"/>
@@ -982,26 +842,6 @@
                 <w:sz w:val="15"/>
               </w:rPr>
               <w:t>{%tr endfor %}</w:t>
-            </w:r>
-          </w:p>
-        </w:tc>
-        <w:tc>
-          <w:tcPr>
-            <w:tcW w:w="8847" w:type="dxa"/>
-          </w:tcPr>
-          <w:p>
-            <w:pPr>
-              <w:pStyle w:val="TableParagraph"/>
-              <w:ind w:left="107"/>
-              <w:rPr>
-                <w:sz w:val="15"/>
-              </w:rPr>
-            </w:pPr>
-            <w:r>
-              <w:rPr>
-                <w:sz w:val="15"/>
-              </w:rPr>
-              <w:t/>
             </w:r>
           </w:p>
         </w:tc>
@@ -3175,7 +3015,7 @@
           </mc:Choice>
           <mc:Fallback>
             <w:pict>
-              <v:shape w14:anchorId="6033EF68" id="Graphic 5" o:spid="_x0000_s1026" style="position:absolute;margin-left:182.75pt;margin-top:14.8pt;width:74.9pt;height:.1pt;z-index:-15726592;visibility:visible;mso-wrap-style:square;mso-wrap-distance-left:0;mso-wrap-distance-top:0;mso-wrap-distance-right:0;mso-wrap-distance-bottom:0;mso-position-horizontal:absolute;mso-position-horizontal-relative:page;mso-position-vertical:absolute;mso-position-vertical-relative:text;v-text-anchor:top" coordsize="951230,1270" o:gfxdata="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" path="m,l951163,e" filled="f" strokeweight=".20497mm">
+              <v:shape w14:anchorId="7BDD7D99" id="Graphic 5" o:spid="_x0000_s1026" style="position:absolute;margin-left:182.75pt;margin-top:14.8pt;width:74.9pt;height:.1pt;z-index:-15726592;visibility:visible;mso-wrap-style:square;mso-wrap-distance-left:0;mso-wrap-distance-top:0;mso-wrap-distance-right:0;mso-wrap-distance-bottom:0;mso-position-horizontal:absolute;mso-position-horizontal-relative:page;mso-position-vertical:absolute;mso-position-vertical-relative:text;v-text-anchor:top" coordsize="951230,1270" o:gfxdata="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" path="m,l951163,e" filled="f" strokeweight=".20497mm">
                 <v:path arrowok="t"/>
                 <w10:wrap type="topAndBottom" anchorx="page"/>
               </v:shape>
@@ -3255,7 +3095,7 @@
           </mc:Choice>
           <mc:Fallback>
             <w:pict>
-              <v:shape w14:anchorId="368024AB" id="Graphic 6" o:spid="_x0000_s1026" style="position:absolute;margin-left:583.15pt;margin-top:14.8pt;width:74.9pt;height:.1pt;z-index:-15726080;visibility:visible;mso-wrap-style:square;mso-wrap-distance-left:0;mso-wrap-distance-top:0;mso-wrap-distance-right:0;mso-wrap-distance-bottom:0;mso-position-horizontal:absolute;mso-position-horizontal-relative:page;mso-position-vertical:absolute;mso-position-vertical-relative:text;v-text-anchor:top" coordsize="951230,1270" o:gfxdata="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" path="m,l951163,e" filled="f" strokeweight=".20497mm">
+              <v:shape w14:anchorId="53A6ACED" id="Graphic 6" o:spid="_x0000_s1026" style="position:absolute;margin-left:583.15pt;margin-top:14.8pt;width:74.9pt;height:.1pt;z-index:-15726080;visibility:visible;mso-wrap-style:square;mso-wrap-distance-left:0;mso-wrap-distance-top:0;mso-wrap-distance-right:0;mso-wrap-distance-bottom:0;mso-position-horizontal:absolute;mso-position-horizontal-relative:page;mso-position-vertical:absolute;mso-position-vertical-relative:text;v-text-anchor:top" coordsize="951230,1270" o:gfxdata="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" path="m,l951163,e" filled="f" strokeweight=".20497mm">
                 <v:path arrowok="t"/>
                 <w10:wrap type="topAndBottom" anchorx="page"/>
               </v:shape>
@@ -3315,7 +3155,7 @@
 </w:document>
 </file>
 
-<file path=word\endnotes.xml><?xml version="1.0" encoding="utf-8"?>
+<file path=word/endnotes.xml><?xml version="1.0" encoding="utf-8"?>
 <w:endnotes xmlns:wpc="http://schemas.microsoft.com/office/word/2010/wordprocessingCanvas" xmlns:cx="http://schemas.microsoft.com/office/drawing/2014/chartex" xmlns:cx1="http://schemas.microsoft.com/office/drawing/2015/9/8/chartex" xmlns:cx2="http://schemas.microsoft.com/office/drawing/2015/10/21/chartex" xmlns:cx3="http://schemas.microsoft.com/office/drawing/2016/5/9/chartex" xmlns:cx4="http://schemas.microsoft.com/office/drawing/2016/5/10/chartex" xmlns:cx5="http://schemas.microsoft.com/office/drawing/2016/5/11/chartex" xmlns:cx6="http://schemas.microsoft.com/office/drawing/2016/5/12/chartex" xmlns:cx7="http://schemas.microsoft.com/office/drawing/2016/5/13/chartex" xmlns:cx8="http://schemas.microsoft.com/office/drawing/2016/5/14/chartex" xmlns:mc="http://schemas.openxmlformats.org/markup-compatibility/2006" xmlns:aink="http://schemas.microsoft.com/office/drawing/2016/ink" xmlns:am3d="http://schemas.microsoft.com/office/drawing/2017/model3d" xmlns:o="urn:schemas-microsoft-com:office:office" xmlns:oel="http://schemas.microsoft.com/office/2019/extlst" xmlns:r="http://schemas.openxmlformats.org/officeDocument/2006/relationships" xmlns:m="http://schemas.openxmlformats.org/officeDocument/2006/math" xmlns:v="urn:schemas-microsoft-com:vml" xmlns:wp14="http://schemas.microsoft.com/office/word/2010/wordprocessingDrawing" xmlns:wp="http://schemas.openxmlformats.org/drawingml/2006/wordprocessingDrawing" xmlns:w10="urn:schemas-microsoft-com:office:word" xmlns:w="http://schemas.openxmlformats.org/wordprocessingml/2006/main" xmlns:w14="http://schemas.microsoft.com/office/word/2010/wordml" xmlns:w15="http://schemas.microsoft.com/office/word/2012/wordml" xmlns:w16cex="http://schemas.microsoft.com/office/word/2018/wordml/cex" xmlns:w16cid="http://schemas.microsoft.com/office/word/2016/wordml/cid" xmlns:w16="http://schemas.microsoft.com/office/word/2018/wordml" xmlns:w16du="http://schemas.microsoft.com/office/word/2023/wordml/word16du" xmlns:w16sdtdh="http://schemas.microsoft.com/office/word/2020/wordml/sdtdatahash" xmlns:w16sdtfl="http://schemas.microsoft.com/office/word/2024/wordml/sdtformatlock" xmlns:w16se="http://schemas.microsoft.com/office/word/2015/wordml/symex" xmlns:wpg="http://schemas.microsoft.com/office/word/2010/wordprocessingGroup" xmlns:wpi="http://schemas.microsoft.com/office/word/2010/wordprocessingInk" xmlns:wne="http://schemas.microsoft.com/office/word/2006/wordml" xmlns:wps="http://schemas.microsoft.com/office/word/2010/wordprocessingShape" mc:Ignorable="w14 w15 w16se w16cid w16 w16cex w16sdtdh w16sdtfl w16du wp14">
   <w:endnote w:type="separator" w:id="-1">
     <w:p>
@@ -3334,40 +3174,7 @@
 </w:endnotes>
 </file>
 
-<file path=word\fontTable.xml><?xml version="1.0" encoding="utf-8"?>
-<w:fonts xmlns:mc="http://schemas.openxmlformats.org/markup-compatibility/2006" xmlns:r="http://schemas.openxmlformats.org/officeDocument/2006/relationships" xmlns:w="http://schemas.openxmlformats.org/wordprocessingml/2006/main" xmlns:w14="http://schemas.microsoft.com/office/word/2010/wordml" xmlns:w15="http://schemas.microsoft.com/office/word/2012/wordml" xmlns:w16cex="http://schemas.microsoft.com/office/word/2018/wordml/cex" xmlns:w16cid="http://schemas.microsoft.com/office/word/2016/wordml/cid" xmlns:w16="http://schemas.microsoft.com/office/word/2018/wordml" xmlns:w16du="http://schemas.microsoft.com/office/word/2023/wordml/word16du" xmlns:w16sdtdh="http://schemas.microsoft.com/office/word/2020/wordml/sdtdatahash" xmlns:w16sdtfl="http://schemas.microsoft.com/office/word/2024/wordml/sdtformatlock" xmlns:w16se="http://schemas.microsoft.com/office/word/2015/wordml/symex" mc:Ignorable="w14 w15 w16se w16cid w16 w16cex w16sdtdh w16sdtfl w16du">
-  <w:font w:name="Calibri">
-    <w:panose1 w:val="020F0502020204030204"/>
-    <w:charset w:val="00"/>
-    <w:family w:val="swiss"/>
-    <w:pitch w:val="variable"/>
-    <w:sig w:usb0="E4002EFF" w:usb1="C200247B" w:usb2="00000009" w:usb3="00000000" w:csb0="000001FF" w:csb1="00000000"/>
-  </w:font>
-  <w:font w:name="Times New Roman">
-    <w:panose1 w:val="02020603050405020304"/>
-    <w:charset w:val="00"/>
-    <w:family w:val="roman"/>
-    <w:pitch w:val="variable"/>
-    <w:sig w:usb0="E0002EFF" w:usb1="C000785B" w:usb2="00000009" w:usb3="00000000" w:csb0="000001FF" w:csb1="00000000"/>
-  </w:font>
-  <w:font w:name="Trebuchet MS">
-    <w:panose1 w:val="020B0603020202020204"/>
-    <w:charset w:val="00"/>
-    <w:family w:val="swiss"/>
-    <w:pitch w:val="variable"/>
-    <w:sig w:usb0="00000687" w:usb1="00000000" w:usb2="00000000" w:usb3="00000000" w:csb0="0000009F" w:csb1="00000000"/>
-  </w:font>
-  <w:font w:name="Cambria">
-    <w:panose1 w:val="02040503050406030204"/>
-    <w:charset w:val="00"/>
-    <w:family w:val="roman"/>
-    <w:pitch w:val="variable"/>
-    <w:sig w:usb0="E00006FF" w:usb1="420024FF" w:usb2="02000000" w:usb3="00000000" w:csb0="0000019F" w:csb1="00000000"/>
-  </w:font>
-</w:fonts>
-</file>
-
-<file path=word\footnotes.xml><?xml version="1.0" encoding="utf-8"?>
+<file path=word/footnotes.xml><?xml version="1.0" encoding="utf-8"?>
 <w:footnotes xmlns:wpc="http://schemas.microsoft.com/office/word/2010/wordprocessingCanvas" xmlns:cx="http://schemas.microsoft.com/office/drawing/2014/chartex" xmlns:cx1="http://schemas.microsoft.com/office/drawing/2015/9/8/chartex" xmlns:cx2="http://schemas.microsoft.com/office/drawing/2015/10/21/chartex" xmlns:cx3="http://schemas.microsoft.com/office/drawing/2016/5/9/chartex" xmlns:cx4="http://schemas.microsoft.com/office/drawing/2016/5/10/chartex" xmlns:cx5="http://schemas.microsoft.com/office/drawing/2016/5/11/chartex" xmlns:cx6="http://schemas.microsoft.com/office/drawing/2016/5/12/chartex" xmlns:cx7="http://schemas.microsoft.com/office/drawing/2016/5/13/chartex" xmlns:cx8="http://schemas.microsoft.com/office/drawing/2016/5/14/chartex" xmlns:mc="http://schemas.openxmlformats.org/markup-compatibility/2006" xmlns:aink="http://schemas.microsoft.com/office/drawing/2016/ink" xmlns:am3d="http://schemas.microsoft.com/office/drawing/2017/model3d" xmlns:o="urn:schemas-microsoft-com:office:office" xmlns:oel="http://schemas.microsoft.com/office/2019/extlst" xmlns:r="http://schemas.openxmlformats.org/officeDocument/2006/relationships" xmlns:m="http://schemas.openxmlformats.org/officeDocument/2006/math" xmlns:v="urn:schemas-microsoft-com:vml" xmlns:wp14="http://schemas.microsoft.com/office/word/2010/wordprocessingDrawing" xmlns:wp="http://schemas.openxmlformats.org/drawingml/2006/wordprocessingDrawing" xmlns:w10="urn:schemas-microsoft-com:office:word" xmlns:w="http://schemas.openxmlformats.org/wordprocessingml/2006/main" xmlns:w14="http://schemas.microsoft.com/office/word/2010/wordml" xmlns:w15="http://schemas.microsoft.com/office/word/2012/wordml" xmlns:w16cex="http://schemas.microsoft.com/office/word/2018/wordml/cex" xmlns:w16cid="http://schemas.microsoft.com/office/word/2016/wordml/cid" xmlns:w16="http://schemas.microsoft.com/office/word/2018/wordml" xmlns:w16du="http://schemas.microsoft.com/office/word/2023/wordml/word16du" xmlns:w16sdtdh="http://schemas.microsoft.com/office/word/2020/wordml/sdtdatahash" xmlns:w16sdtfl="http://schemas.microsoft.com/office/word/2024/wordml/sdtformatlock" xmlns:w16se="http://schemas.microsoft.com/office/word/2015/wordml/symex" xmlns:wpg="http://schemas.microsoft.com/office/word/2010/wordprocessingGroup" xmlns:wpi="http://schemas.microsoft.com/office/word/2010/wordprocessingInk" xmlns:wne="http://schemas.microsoft.com/office/word/2006/wordml" xmlns:wps="http://schemas.microsoft.com/office/word/2010/wordprocessingShape" mc:Ignorable="w14 w15 w16se w16cid w16 w16cex w16sdtdh w16sdtfl w16du wp14">
   <w:footnote w:type="separator" w:id="-1">
     <w:p>
@@ -3386,74 +3193,7 @@
 </w:footnotes>
 </file>
 
-<file path=word\settings.xml><?xml version="1.0" encoding="utf-8"?>
-<w:settings xmlns:mc="http://schemas.openxmlformats.org/markup-compatibility/2006" xmlns:o="urn:schemas-microsoft-com:office:office" xmlns:r="http://schemas.openxmlformats.org/officeDocument/2006/relationships" xmlns:m="http://schemas.openxmlformats.org/officeDocument/2006/math" xmlns:v="urn:schemas-microsoft-com:vml" xmlns:w10="urn:schemas-microsoft-com:office:word" xmlns:w="http://schemas.openxmlformats.org/wordprocessingml/2006/main" xmlns:w14="http://schemas.microsoft.com/office/word/2010/wordml" xmlns:w15="http://schemas.microsoft.com/office/word/2012/wordml" xmlns:w16cex="http://schemas.microsoft.com/office/word/2018/wordml/cex" xmlns:w16cid="http://schemas.microsoft.com/office/word/2016/wordml/cid" xmlns:w16="http://schemas.microsoft.com/office/word/2018/wordml" xmlns:w16du="http://schemas.microsoft.com/office/word/2023/wordml/word16du" xmlns:w16sdtdh="http://schemas.microsoft.com/office/word/2020/wordml/sdtdatahash" xmlns:w16sdtfl="http://schemas.microsoft.com/office/word/2024/wordml/sdtformatlock" xmlns:w16se="http://schemas.microsoft.com/office/word/2015/wordml/symex" xmlns:sl="http://schemas.openxmlformats.org/schemaLibrary/2006/main" mc:Ignorable="w14 w15 w16se w16cid w16 w16cex w16sdtdh w16sdtfl w16du">
-  <w:zoom w:percent="100"/>
-  <w:proofState w:grammar="clean"/>
-  <w:defaultTabStop w:val="720"/>
-  <w:drawingGridHorizontalSpacing w:val="110"/>
-  <w:displayHorizontalDrawingGridEvery w:val="2"/>
-  <w:characterSpacingControl w:val="doNotCompress"/>
-  <w:footnotePr>
-    <w:footnote w:id="-1"/>
-    <w:footnote w:id="0"/>
-  </w:footnotePr>
-  <w:endnotePr>
-    <w:endnote w:id="-1"/>
-    <w:endnote w:id="0"/>
-  </w:endnotePr>
-  <w:compat>
-    <w:ulTrailSpace/>
-    <w:shapeLayoutLikeWW8/>
-    <w:compatSetting w:name="compatibilityMode" w:uri="http://schemas.microsoft.com/office/word" w:val="14"/>
-    <w:compatSetting w:name="useWord2013TrackBottomHyphenation" w:uri="http://schemas.microsoft.com/office/word" w:val="1"/>
-  </w:compat>
-  <w:rsids>
-    <w:rsidRoot w:val="00AE512A"/>
-    <w:rsid w:val="000C663A"/>
-    <w:rsid w:val="000E4877"/>
-    <w:rsid w:val="00350E31"/>
-    <w:rsid w:val="003F232B"/>
-    <w:rsid w:val="00403E08"/>
-    <w:rsid w:val="004C7EBB"/>
-    <w:rsid w:val="00593A15"/>
-    <w:rsid w:val="005A487D"/>
-    <w:rsid w:val="007C7ACC"/>
-    <w:rsid w:val="00816F1E"/>
-    <w:rsid w:val="008376D8"/>
-    <w:rsid w:val="00932FF5"/>
-    <w:rsid w:val="00AE512A"/>
-    <w:rsid w:val="00FB0408"/>
-  </w:rsids>
-  <m:mathPr>
-    <m:mathFont m:val="Cambria Math"/>
-    <m:brkBin m:val="before"/>
-    <m:brkBinSub m:val="--"/>
-    <m:smallFrac m:val="0"/>
-    <m:dispDef/>
-    <m:lMargin m:val="0"/>
-    <m:rMargin m:val="0"/>
-    <m:defJc m:val="centerGroup"/>
-    <m:wrapIndent m:val="1440"/>
-    <m:intLim m:val="subSup"/>
-    <m:naryLim m:val="undOvr"/>
-  </m:mathPr>
-  <w:themeFontLang w:val="en-US"/>
-  <w:clrSchemeMapping w:bg1="light1" w:t1="dark1" w:bg2="light2" w:t2="dark2" w:accent1="accent1" w:accent2="accent2" w:accent3="accent3" w:accent4="accent4" w:accent5="accent5" w:accent6="accent6" w:hyperlink="hyperlink" w:followedHyperlink="followedHyperlink"/>
-  <w:shapeDefaults>
-    <o:shapedefaults v:ext="edit" spidmax="1026"/>
-    <o:shapelayout v:ext="edit">
-      <o:idmap v:ext="edit" data="1"/>
-    </o:shapelayout>
-  </w:shapeDefaults>
-  <w:decimalSymbol w:val="."/>
-  <w:listSeparator w:val=","/>
-  <w14:docId w14:val="66311134"/>
-  <w15:docId w15:val="{1AD715A5-101C-451A-B811-8B77262BE58E}"/>
-</w:settings>
-</file>
-
-<file path=word\styles.xml><?xml version="1.0" encoding="utf-8"?>
+<file path=word/styles.xml><?xml version="1.0" encoding="utf-8"?>
 <w:styles xmlns:mc="http://schemas.openxmlformats.org/markup-compatibility/2006" xmlns:r="http://schemas.openxmlformats.org/officeDocument/2006/relationships" xmlns:w="http://schemas.openxmlformats.org/wordprocessingml/2006/main" xmlns:w14="http://schemas.microsoft.com/office/word/2010/wordml" xmlns:w15="http://schemas.microsoft.com/office/word/2012/wordml" xmlns:w16cex="http://schemas.microsoft.com/office/word/2018/wordml/cex" xmlns:w16cid="http://schemas.microsoft.com/office/word/2016/wordml/cid" xmlns:w16="http://schemas.microsoft.com/office/word/2018/wordml" xmlns:w16du="http://schemas.microsoft.com/office/word/2023/wordml/word16du" xmlns:w16sdtdh="http://schemas.microsoft.com/office/word/2020/wordml/sdtdatahash" xmlns:w16sdtfl="http://schemas.microsoft.com/office/word/2024/wordml/sdtformatlock" xmlns:w16se="http://schemas.microsoft.com/office/word/2015/wordml/symex" mc:Ignorable="w14 w15 w16se w16cid w16 w16cex w16sdtdh w16sdtfl w16du">
   <w:docDefaults>
     <w:rPrDefault>
@@ -3985,7 +3725,7 @@
 </w:styles>
 </file>
 
-<file path=word\theme\theme1.xml><?xml version="1.0" encoding="utf-8"?>
+<file path=word/theme/theme1.xml><?xml version="1.0" encoding="utf-8"?>
 <a:theme xmlns:a="http://schemas.openxmlformats.org/drawingml/2006/main" name="Office Theme">
   <a:themeElements>
     <a:clrScheme name="Office">
@@ -4268,6 +4008,14 @@
 </a:theme>
 </file>
 
-<file path=word\webSettings.xml><?xml version="1.0" encoding="utf-8"?>
-<w:webSettings xmlns:mc="http://schemas.openxmlformats.org/markup-compatibility/2006" xmlns:r="http://schemas.openxmlformats.org/officeDocument/2006/relationships" xmlns:w="http://schemas.openxmlformats.org/wordprocessingml/2006/main" xmlns:w14="http://schemas.microsoft.com/office/word/2010/wordml" xmlns:w15="http://schemas.microsoft.com/office/word/2012/wordml" xmlns:w16cex="http://schemas.microsoft.com/office/word/2018/wordml/cex" xmlns:w16cid="http://schemas.microsoft.com/office/word/2016/wordml/cid" xmlns:w16="http://schemas.microsoft.com/office/word/2018/wordml" xmlns:w16du="http://schemas.microsoft.com/office/word/2023/wordml/word16du" xmlns:w16sdtdh="http://schemas.microsoft.com/office/word/2020/wordml/sdtdatahash" xmlns:w16sdtfl="http://schemas.microsoft.com/office/word/2024/wordml/sdtformatlock" xmlns:w16se="http://schemas.microsoft.com/office/word/2015/wordml/symex" mc:Ignorable="w14 w15 w16se w16cid w16 w16cex w16sdtdh w16sdtfl w16du"/>
+<file path=customXml/item1.xml><?xml version="1.0" encoding="utf-8"?>
+<b:Sources xmlns:b="http://schemas.openxmlformats.org/officeDocument/2006/bibliography" xmlns="http://schemas.openxmlformats.org/officeDocument/2006/bibliography" SelectedStyle="\APASixthEditionOfficeOnline.xsl" StyleName="APA" Version="6"/>
+</file>
+
+<file path=customXml/itemProps1.xml><?xml version="1.0" encoding="utf-8"?>
+<ds:datastoreItem xmlns:ds="http://schemas.openxmlformats.org/officeDocument/2006/customXml" ds:itemID="{180C964A-8B4F-403A-92FC-EA381371D074}">
+  <ds:schemaRefs>
+    <ds:schemaRef ds:uri="http://schemas.openxmlformats.org/officeDocument/2006/bibliography"/>
+  </ds:schemaRefs>
+</ds:datastoreItem>
 </file>
--- a/middleware-with-database/app/features/weekly_plan/templates/weekly_plan_template.docx
+++ b/middleware-with-database/app/features/weekly_plan/templates/weekly_plan_template.docx
@@ -805,7 +805,7 @@
                 <w:w w:val="115"/>
                 <w:sz w:val="15"/>
               </w:rPr>
-              <w:t>{%tr for tp in tujuan_pembelajaran %}</w:t>
+              <w:t>{% for tp in tujuan_pembelajaran %}</w:t>
             </w:r>
             <w:r>
               <w:rPr>
@@ -841,7 +841,7 @@
                 <w:w w:val="115"/>
                 <w:sz w:val="15"/>
               </w:rPr>
-              <w:t>{%tr endfor %}</w:t>
+              <w:t>{% endfor %}</w:t>
             </w:r>
           </w:p>
         </w:tc>

--- a/middleware-with-database/app/features/weekly_plan/templates/weekly_plan_template.docx
+++ b/middleware-with-database/app/features/weekly_plan/templates/weekly_plan_template.docx
@@ -805,14 +805,41 @@
                 <w:w w:val="115"/>
                 <w:sz w:val="15"/>
               </w:rPr>
-              <w:t>{% for tp in tujuan_pembelajaran %}</w:t>
-            </w:r>
-            <w:r>
-              <w:rPr>
-                <w:spacing w:val="-2"/>
-                <w:w w:val="115"/>
-                <w:sz w:val="15"/>
-              </w:rPr>
+              <w:t>{%tr for tp in tujuan_pembelajaran %}</w:t>
+            </w:r>
+          </w:p>
+        </w:tc>
+        <w:tc>
+          <w:tcPr>
+            <w:tcW w:w="8847" w:type="dxa"/>
+          </w:tcPr>
+          <w:p>
+            <w:pPr>
+              <w:pStyle w:val="TableParagraph"/>
+              <w:ind w:left="107"/>
+              <w:rPr>
+                <w:sz w:val="15"/>
+              </w:rPr>
+            </w:pPr>
+            <w:r>
+              <w:rPr>
+                <w:sz w:val="15"/>
+              </w:rPr>
+              <w:t/>
+            </w:r>
+          </w:p>
+        </w:tc>
+      </w:tr>
+      <w:tr>
+        <w:trPr>
+          <w:trHeight w:val="394"/>
+        </w:trPr>
+        <w:tc>
+          <w:tcPr>
+            <w:tcW w:w="7208" w:type="dxa"/>
+          </w:tcPr>
+          <w:p>
+            <w:r>
               <w:t>{{ tp.subject_name }}</w:t>
             </w:r>
           </w:p>
@@ -822,26 +849,33 @@
             <w:tcW w:w="8847" w:type="dxa"/>
           </w:tcPr>
           <w:p>
-            <w:pPr>
-              <w:pStyle w:val="TableParagraph"/>
-              <w:ind w:left="107"/>
-              <w:rPr>
-                <w:sz w:val="15"/>
-              </w:rPr>
-            </w:pPr>
-            <w:r>
-              <w:rPr>
-                <w:sz w:val="15"/>
-              </w:rPr>
+            <w:r>
               <w:t>{{ tp.tp }}</w:t>
             </w:r>
-            <w:r>
-              <w:rPr>
-                <w:spacing w:val="-2"/>
-                <w:w w:val="115"/>
-                <w:sz w:val="15"/>
-              </w:rPr>
-              <w:t>{% endfor %}</w:t>
+          </w:p>
+        </w:tc>
+      </w:tr>
+      <w:tr>
+        <w:trPr>
+          <w:trHeight w:val="394"/>
+        </w:trPr>
+        <w:tc>
+          <w:tcPr>
+            <w:tcW w:w="7208" w:type="dxa"/>
+          </w:tcPr>
+          <w:p>
+            <w:r>
+              <w:t>{%tr endfor %}</w:t>
+            </w:r>
+          </w:p>
+        </w:tc>
+        <w:tc>
+          <w:tcPr>
+            <w:tcW w:w="8847" w:type="dxa"/>
+          </w:tcPr>
+          <w:p>
+            <w:r>
+              <w:t/>
             </w:r>
           </w:p>
         </w:tc>
@@ -1082,7 +1116,7 @@
                 <w:w w:val="115"/>
                 <w:sz w:val="15"/>
               </w:rPr>
-              <w:t>{% for line in senin_lines %}{{ line.waktu }}</w:t>
+              <w:t>{%tr for line in senin_lines %}</w:t>
             </w:r>
           </w:p>
         </w:tc>
@@ -1103,7 +1137,7 @@
               <w:rPr>
                 <w:sz w:val="15"/>
               </w:rPr>
-              <w:t>{{ line.aktivitas }}</w:t>
+              <w:t/>
             </w:r>
           </w:p>
         </w:tc>
@@ -1124,7 +1158,7 @@
               <w:rPr>
                 <w:sz w:val="15"/>
               </w:rPr>
-              <w:t>{{ line.media }}</w:t>
+              <w:t/>
             </w:r>
           </w:p>
         </w:tc>
@@ -1145,7 +1179,7 @@
               <w:rPr>
                 <w:sz w:val="15"/>
               </w:rPr>
-              <w:t>{{ line.sumber }}</w:t>
+              <w:t/>
             </w:r>
           </w:p>
         </w:tc>
@@ -1166,7 +1200,117 @@
               <w:rPr>
                 <w:sz w:val="15"/>
               </w:rPr>
-              <w:t>{{ line.penilaian }}{% endfor %}</w:t>
+              <w:t/>
+            </w:r>
+          </w:p>
+        </w:tc>
+      </w:tr>
+      <w:tr>
+        <w:trPr>
+          <w:trHeight w:val="394"/>
+        </w:trPr>
+        <w:tc>
+          <w:tcPr>
+            <w:tcW w:w="1613" w:type="dxa"/>
+          </w:tcPr>
+          <w:p>
+            <w:r>
+              <w:t>{{ line.waktu }}</w:t>
+            </w:r>
+          </w:p>
+        </w:tc>
+        <w:tc>
+          <w:tcPr>
+            <w:tcW w:w="4826" w:type="dxa"/>
+          </w:tcPr>
+          <w:p>
+            <w:r>
+              <w:t>{{ line.aktivitas }}</w:t>
+            </w:r>
+          </w:p>
+        </w:tc>
+        <w:tc>
+          <w:tcPr>
+            <w:tcW w:w="3213" w:type="dxa"/>
+          </w:tcPr>
+          <w:p>
+            <w:r>
+              <w:t>{{ line.media }}</w:t>
+            </w:r>
+          </w:p>
+        </w:tc>
+        <w:tc>
+          <w:tcPr>
+            <w:tcW w:w="3200" w:type="dxa"/>
+          </w:tcPr>
+          <w:p>
+            <w:r>
+              <w:t>{{ line.sumber }}</w:t>
+            </w:r>
+          </w:p>
+        </w:tc>
+        <w:tc>
+          <w:tcPr>
+            <w:tcW w:w="3200" w:type="dxa"/>
+          </w:tcPr>
+          <w:p>
+            <w:r>
+              <w:t>{{ line.penilaian }}</w:t>
+            </w:r>
+          </w:p>
+        </w:tc>
+      </w:tr>
+      <w:tr>
+        <w:trPr>
+          <w:trHeight w:val="394"/>
+        </w:trPr>
+        <w:tc>
+          <w:tcPr>
+            <w:tcW w:w="1613" w:type="dxa"/>
+          </w:tcPr>
+          <w:p>
+            <w:r>
+              <w:t>{%tr endfor %}</w:t>
+            </w:r>
+          </w:p>
+        </w:tc>
+        <w:tc>
+          <w:tcPr>
+            <w:tcW w:w="4826" w:type="dxa"/>
+          </w:tcPr>
+          <w:p>
+            <w:r>
+              <w:t/>
+            </w:r>
+          </w:p>
+        </w:tc>
+        <w:tc>
+          <w:tcPr>
+            <w:tcW w:w="3213" w:type="dxa"/>
+          </w:tcPr>
+          <w:p>
+            <w:r>
+              <w:t/>
+            </w:r>
+          </w:p>
+        </w:tc>
+        <w:tc>
+          <w:tcPr>
+            <w:tcW w:w="3200" w:type="dxa"/>
+          </w:tcPr>
+          <w:p>
+            <w:r>
+              <w:t/>
+            </w:r>
+          </w:p>
+        </w:tc>
+        <w:tc>
+          <w:tcPr>
+            <w:tcW w:w="3200" w:type="dxa"/>
+          </w:tcPr>
+          <w:p>
+            <w:r>
+              <w:t/>
             </w:r>
           </w:p>
         </w:tc>
@@ -1407,42 +1551,7 @@
                 <w:w w:val="115"/>
                 <w:sz w:val="15"/>
               </w:rPr>
-              <w:t>{%</w:t>
-            </w:r>
-            <w:r>
-              <w:rPr>
-                <w:w w:val="115"/>
-                <w:sz w:val="15"/>
-              </w:rPr>
-              <w:t xml:space="preserve"> </w:t>
-            </w:r>
-            <w:r>
-              <w:rPr>
-                <w:w w:val="115"/>
-                <w:sz w:val="15"/>
-              </w:rPr>
-              <w:t xml:space="preserve">for line in </w:t>
-            </w:r>
-            <w:r>
-              <w:rPr>
-                <w:w w:val="115"/>
-                <w:sz w:val="15"/>
-              </w:rPr>
-              <w:t>selasa</w:t>
-            </w:r>
-            <w:r>
-              <w:rPr>
-                <w:w w:val="115"/>
-                <w:sz w:val="15"/>
-              </w:rPr>
-              <w:t>_lines</w:t>
-            </w:r>
-            <w:r>
-              <w:rPr>
-                <w:w w:val="115"/>
-                <w:sz w:val="15"/>
-              </w:rPr>
-              <w:t xml:space="preserve"> %}{{ line.waktu }}</w:t>
+              <w:t>{%tr for line in selasa_lines %}</w:t>
             </w:r>
           </w:p>
         </w:tc>
@@ -1462,7 +1571,7 @@
               <w:rPr>
                 <w:sz w:val="15"/>
               </w:rPr>
-              <w:t>{{ line.aktivitas }}</w:t>
+              <w:t/>
             </w:r>
           </w:p>
         </w:tc>
@@ -1482,7 +1591,7 @@
               <w:rPr>
                 <w:sz w:val="15"/>
               </w:rPr>
-              <w:t>{{ line.media }}</w:t>
+              <w:t/>
             </w:r>
           </w:p>
         </w:tc>
@@ -1502,7 +1611,7 @@
               <w:rPr>
                 <w:sz w:val="15"/>
               </w:rPr>
-              <w:t>{{ line.sumber }}</w:t>
+              <w:t/>
             </w:r>
           </w:p>
         </w:tc>
@@ -1523,7 +1632,117 @@
               <w:rPr>
                 <w:sz w:val="15"/>
               </w:rPr>
-              <w:t>{{ line.penilaian }}{% endfor %}</w:t>
+              <w:t/>
+            </w:r>
+          </w:p>
+        </w:tc>
+      </w:tr>
+      <w:tr>
+        <w:trPr>
+          <w:trHeight w:val="394"/>
+        </w:trPr>
+        <w:tc>
+          <w:tcPr>
+            <w:tcW w:w="1613" w:type="dxa"/>
+          </w:tcPr>
+          <w:p>
+            <w:r>
+              <w:t>{{ line.waktu }}</w:t>
+            </w:r>
+          </w:p>
+        </w:tc>
+        <w:tc>
+          <w:tcPr>
+            <w:tcW w:w="4826" w:type="dxa"/>
+          </w:tcPr>
+          <w:p>
+            <w:r>
+              <w:t>{{ line.aktivitas }}</w:t>
+            </w:r>
+          </w:p>
+        </w:tc>
+        <w:tc>
+          <w:tcPr>
+            <w:tcW w:w="3213" w:type="dxa"/>
+          </w:tcPr>
+          <w:p>
+            <w:r>
+              <w:t>{{ line.media }}</w:t>
+            </w:r>
+          </w:p>
+        </w:tc>
+        <w:tc>
+          <w:tcPr>
+            <w:tcW w:w="3200" w:type="dxa"/>
+          </w:tcPr>
+          <w:p>
+            <w:r>
+              <w:t>{{ line.sumber }}</w:t>
+            </w:r>
+          </w:p>
+        </w:tc>
+        <w:tc>
+          <w:tcPr>
+            <w:tcW w:w="3200" w:type="dxa"/>
+          </w:tcPr>
+          <w:p>
+            <w:r>
+              <w:t>{{ line.penilaian }}</w:t>
+            </w:r>
+          </w:p>
+        </w:tc>
+      </w:tr>
+      <w:tr>
+        <w:trPr>
+          <w:trHeight w:val="394"/>
+        </w:trPr>
+        <w:tc>
+          <w:tcPr>
+            <w:tcW w:w="1613" w:type="dxa"/>
+          </w:tcPr>
+          <w:p>
+            <w:r>
+              <w:t>{%tr endfor %}</w:t>
+            </w:r>
+          </w:p>
+        </w:tc>
+        <w:tc>
+          <w:tcPr>
+            <w:tcW w:w="4826" w:type="dxa"/>
+          </w:tcPr>
+          <w:p>
+            <w:r>
+              <w:t/>
+            </w:r>
+          </w:p>
+        </w:tc>
+        <w:tc>
+          <w:tcPr>
+            <w:tcW w:w="3213" w:type="dxa"/>
+          </w:tcPr>
+          <w:p>
+            <w:r>
+              <w:t/>
+            </w:r>
+          </w:p>
+        </w:tc>
+        <w:tc>
+          <w:tcPr>
+            <w:tcW w:w="3200" w:type="dxa"/>
+          </w:tcPr>
+          <w:p>
+            <w:r>
+              <w:t/>
+            </w:r>
+          </w:p>
+        </w:tc>
+        <w:tc>
+          <w:tcPr>
+            <w:tcW w:w="3200" w:type="dxa"/>
+          </w:tcPr>
+          <w:p>
+            <w:r>
+              <w:t/>
             </w:r>
           </w:p>
         </w:tc>
@@ -1764,28 +1983,7 @@
                 <w:w w:val="115"/>
                 <w:sz w:val="15"/>
               </w:rPr>
-              <w:t xml:space="preserve">{% for line in </w:t>
-            </w:r>
-            <w:r>
-              <w:rPr>
-                <w:w w:val="115"/>
-                <w:sz w:val="15"/>
-              </w:rPr>
-              <w:t>rabu</w:t>
-            </w:r>
-            <w:r>
-              <w:rPr>
-                <w:w w:val="115"/>
-                <w:sz w:val="15"/>
-              </w:rPr>
-              <w:t>_lines</w:t>
-            </w:r>
-            <w:r>
-              <w:rPr>
-                <w:w w:val="115"/>
-                <w:sz w:val="15"/>
-              </w:rPr>
-              <w:t xml:space="preserve"> %}{{ line.waktu }}</w:t>
+              <w:t>{%tr for line in rabu_lines %}</w:t>
             </w:r>
           </w:p>
         </w:tc>
@@ -1805,7 +2003,7 @@
               <w:rPr>
                 <w:sz w:val="15"/>
               </w:rPr>
-              <w:t>{{ line.aktivitas }}</w:t>
+              <w:t/>
             </w:r>
           </w:p>
         </w:tc>
@@ -1825,7 +2023,7 @@
               <w:rPr>
                 <w:sz w:val="15"/>
               </w:rPr>
-              <w:t>{{ line.media }}</w:t>
+              <w:t/>
             </w:r>
           </w:p>
         </w:tc>
@@ -1845,7 +2043,7 @@
               <w:rPr>
                 <w:sz w:val="15"/>
               </w:rPr>
-              <w:t>{{ line.sumber }}</w:t>
+              <w:t/>
             </w:r>
           </w:p>
         </w:tc>
@@ -1866,7 +2064,117 @@
               <w:rPr>
                 <w:sz w:val="15"/>
               </w:rPr>
-              <w:t>{{ line.penilaian }}{% endfor %}</w:t>
+              <w:t/>
+            </w:r>
+          </w:p>
+        </w:tc>
+      </w:tr>
+      <w:tr>
+        <w:trPr>
+          <w:trHeight w:val="394"/>
+        </w:trPr>
+        <w:tc>
+          <w:tcPr>
+            <w:tcW w:w="1613" w:type="dxa"/>
+          </w:tcPr>
+          <w:p>
+            <w:r>
+              <w:t>{{ line.waktu }}</w:t>
+            </w:r>
+          </w:p>
+        </w:tc>
+        <w:tc>
+          <w:tcPr>
+            <w:tcW w:w="4826" w:type="dxa"/>
+          </w:tcPr>
+          <w:p>
+            <w:r>
+              <w:t>{{ line.aktivitas }}</w:t>
+            </w:r>
+          </w:p>
+        </w:tc>
+        <w:tc>
+          <w:tcPr>
+            <w:tcW w:w="3213" w:type="dxa"/>
+          </w:tcPr>
+          <w:p>
+            <w:r>
+              <w:t>{{ line.media }}</w:t>
+            </w:r>
+          </w:p>
+        </w:tc>
+        <w:tc>
+          <w:tcPr>
+            <w:tcW w:w="3200" w:type="dxa"/>
+          </w:tcPr>
+          <w:p>
+            <w:r>
+              <w:t>{{ line.sumber }}</w:t>
+            </w:r>
+          </w:p>
+        </w:tc>
+        <w:tc>
+          <w:tcPr>
+            <w:tcW w:w="3200" w:type="dxa"/>
+          </w:tcPr>
+          <w:p>
+            <w:r>
+              <w:t>{{ line.penilaian }}</w:t>
+            </w:r>
+          </w:p>
+        </w:tc>
+      </w:tr>
+      <w:tr>
+        <w:trPr>
+          <w:trHeight w:val="394"/>
+        </w:trPr>
+        <w:tc>
+          <w:tcPr>
+            <w:tcW w:w="1613" w:type="dxa"/>
+          </w:tcPr>
+          <w:p>
+            <w:r>
+              <w:t>{%tr endfor %}</w:t>
+            </w:r>
+          </w:p>
+        </w:tc>
+        <w:tc>
+          <w:tcPr>
+            <w:tcW w:w="4826" w:type="dxa"/>
+          </w:tcPr>
+          <w:p>
+            <w:r>
+              <w:t/>
+            </w:r>
+          </w:p>
+        </w:tc>
+        <w:tc>
+          <w:tcPr>
+            <w:tcW w:w="3213" w:type="dxa"/>
+          </w:tcPr>
+          <w:p>
+            <w:r>
+              <w:t/>
+            </w:r>
+          </w:p>
+        </w:tc>
+        <w:tc>
+          <w:tcPr>
+            <w:tcW w:w="3200" w:type="dxa"/>
+          </w:tcPr>
+          <w:p>
+            <w:r>
+              <w:t/>
+            </w:r>
+          </w:p>
+        </w:tc>
+        <w:tc>
+          <w:tcPr>
+            <w:tcW w:w="3200" w:type="dxa"/>
+          </w:tcPr>
+          <w:p>
+            <w:r>
+              <w:t/>
             </w:r>
           </w:p>
         </w:tc>
@@ -2116,42 +2424,7 @@
                 <w:w w:val="115"/>
                 <w:sz w:val="15"/>
               </w:rPr>
-              <w:t>{%</w:t>
-            </w:r>
-            <w:r>
-              <w:rPr>
-                <w:w w:val="115"/>
-                <w:sz w:val="15"/>
-              </w:rPr>
-              <w:t xml:space="preserve"> </w:t>
-            </w:r>
-            <w:r>
-              <w:rPr>
-                <w:w w:val="115"/>
-                <w:sz w:val="15"/>
-              </w:rPr>
-              <w:t xml:space="preserve">for line in </w:t>
-            </w:r>
-            <w:r>
-              <w:rPr>
-                <w:w w:val="115"/>
-                <w:sz w:val="15"/>
-              </w:rPr>
-              <w:t>kamis</w:t>
-            </w:r>
-            <w:r>
-              <w:rPr>
-                <w:w w:val="115"/>
-                <w:sz w:val="15"/>
-              </w:rPr>
-              <w:t>_lines</w:t>
-            </w:r>
-            <w:r>
-              <w:rPr>
-                <w:w w:val="115"/>
-                <w:sz w:val="15"/>
-              </w:rPr>
-              <w:t xml:space="preserve"> %}{{ line.waktu }}</w:t>
+              <w:t>{%tr for line in kamis_lines %}</w:t>
             </w:r>
           </w:p>
         </w:tc>
@@ -2171,7 +2444,7 @@
               <w:rPr>
                 <w:sz w:val="15"/>
               </w:rPr>
-              <w:t>{{ line.aktivitas }}</w:t>
+              <w:t/>
             </w:r>
           </w:p>
         </w:tc>
@@ -2191,7 +2464,7 @@
               <w:rPr>
                 <w:sz w:val="15"/>
               </w:rPr>
-              <w:t>{{ line.media }}</w:t>
+              <w:t/>
             </w:r>
           </w:p>
         </w:tc>
@@ -2211,7 +2484,7 @@
               <w:rPr>
                 <w:sz w:val="15"/>
               </w:rPr>
-              <w:t>{{ line.sumber }}</w:t>
+              <w:t/>
             </w:r>
           </w:p>
         </w:tc>
@@ -2232,7 +2505,117 @@
               <w:rPr>
                 <w:sz w:val="15"/>
               </w:rPr>
-              <w:t>{{ line.penilaian }}{% endfor %}</w:t>
+              <w:t/>
+            </w:r>
+          </w:p>
+        </w:tc>
+      </w:tr>
+      <w:tr>
+        <w:trPr>
+          <w:trHeight w:val="394"/>
+        </w:trPr>
+        <w:tc>
+          <w:tcPr>
+            <w:tcW w:w="1613" w:type="dxa"/>
+          </w:tcPr>
+          <w:p>
+            <w:r>
+              <w:t>{{ line.waktu }}</w:t>
+            </w:r>
+          </w:p>
+        </w:tc>
+        <w:tc>
+          <w:tcPr>
+            <w:tcW w:w="4826" w:type="dxa"/>
+          </w:tcPr>
+          <w:p>
+            <w:r>
+              <w:t>{{ line.aktivitas }}</w:t>
+            </w:r>
+          </w:p>
+        </w:tc>
+        <w:tc>
+          <w:tcPr>
+            <w:tcW w:w="3213" w:type="dxa"/>
+          </w:tcPr>
+          <w:p>
+            <w:r>
+              <w:t>{{ line.media }}</w:t>
+            </w:r>
+          </w:p>
+        </w:tc>
+        <w:tc>
+          <w:tcPr>
+            <w:tcW w:w="3200" w:type="dxa"/>
+          </w:tcPr>
+          <w:p>
+            <w:r>
+              <w:t>{{ line.sumber }}</w:t>
+            </w:r>
+          </w:p>
+        </w:tc>
+        <w:tc>
+          <w:tcPr>
+            <w:tcW w:w="3200" w:type="dxa"/>
+          </w:tcPr>
+          <w:p>
+            <w:r>
+              <w:t>{{ line.penilaian }}</w:t>
+            </w:r>
+          </w:p>
+        </w:tc>
+      </w:tr>
+      <w:tr>
+        <w:trPr>
+          <w:trHeight w:val="394"/>
+        </w:trPr>
+        <w:tc>
+          <w:tcPr>
+            <w:tcW w:w="1613" w:type="dxa"/>
+          </w:tcPr>
+          <w:p>
+            <w:r>
+              <w:t>{%tr endfor %}</w:t>
+            </w:r>
+          </w:p>
+        </w:tc>
+        <w:tc>
+          <w:tcPr>
+            <w:tcW w:w="4826" w:type="dxa"/>
+          </w:tcPr>
+          <w:p>
+            <w:r>
+              <w:t/>
+            </w:r>
+          </w:p>
+        </w:tc>
+        <w:tc>
+          <w:tcPr>
+            <w:tcW w:w="3213" w:type="dxa"/>
+          </w:tcPr>
+          <w:p>
+            <w:r>
+              <w:t/>
+            </w:r>
+          </w:p>
+        </w:tc>
+        <w:tc>
+          <w:tcPr>
+            <w:tcW w:w="3200" w:type="dxa"/>
+          </w:tcPr>
+          <w:p>
+            <w:r>
+              <w:t/>
+            </w:r>
+          </w:p>
+        </w:tc>
+        <w:tc>
+          <w:tcPr>
+            <w:tcW w:w="3200" w:type="dxa"/>
+          </w:tcPr>
+          <w:p>
+            <w:r>
+              <w:t/>
             </w:r>
           </w:p>
         </w:tc>
@@ -2473,42 +2856,7 @@
                 <w:w w:val="115"/>
                 <w:sz w:val="15"/>
               </w:rPr>
-              <w:t>{%</w:t>
-            </w:r>
-            <w:r>
-              <w:rPr>
-                <w:w w:val="115"/>
-                <w:sz w:val="15"/>
-              </w:rPr>
-              <w:t xml:space="preserve"> </w:t>
-            </w:r>
-            <w:r>
-              <w:rPr>
-                <w:w w:val="115"/>
-                <w:sz w:val="15"/>
-              </w:rPr>
-              <w:t xml:space="preserve">for line in </w:t>
-            </w:r>
-            <w:r>
-              <w:rPr>
-                <w:w w:val="115"/>
-                <w:sz w:val="15"/>
-              </w:rPr>
-              <w:t>jumat</w:t>
-            </w:r>
-            <w:r>
-              <w:rPr>
-                <w:w w:val="115"/>
-                <w:sz w:val="15"/>
-              </w:rPr>
-              <w:t>_lines</w:t>
-            </w:r>
-            <w:r>
-              <w:rPr>
-                <w:w w:val="115"/>
-                <w:sz w:val="15"/>
-              </w:rPr>
-              <w:t xml:space="preserve"> %}{{ line.waktu }}</w:t>
+              <w:t>{%tr for line in jumat_lines %}</w:t>
             </w:r>
           </w:p>
         </w:tc>
@@ -2528,7 +2876,7 @@
               <w:rPr>
                 <w:sz w:val="15"/>
               </w:rPr>
-              <w:t>{{ line.aktivitas }}</w:t>
+              <w:t/>
             </w:r>
           </w:p>
         </w:tc>
@@ -2548,7 +2896,7 @@
               <w:rPr>
                 <w:sz w:val="15"/>
               </w:rPr>
-              <w:t>{{ line.media }}</w:t>
+              <w:t/>
             </w:r>
           </w:p>
         </w:tc>
@@ -2568,7 +2916,7 @@
               <w:rPr>
                 <w:sz w:val="15"/>
               </w:rPr>
-              <w:t>{{ line.sumber }}</w:t>
+              <w:t/>
             </w:r>
           </w:p>
         </w:tc>
@@ -2589,7 +2937,117 @@
               <w:rPr>
                 <w:sz w:val="15"/>
               </w:rPr>
-              <w:t>{{ line.penilaian }}{% endfor %}</w:t>
+              <w:t/>
+            </w:r>
+          </w:p>
+        </w:tc>
+      </w:tr>
+      <w:tr>
+        <w:trPr>
+          <w:trHeight w:val="394"/>
+        </w:trPr>
+        <w:tc>
+          <w:tcPr>
+            <w:tcW w:w="1613" w:type="dxa"/>
+          </w:tcPr>
+          <w:p>
+            <w:r>
+              <w:t>{{ line.waktu }}</w:t>
+            </w:r>
+          </w:p>
+        </w:tc>
+        <w:tc>
+          <w:tcPr>
+            <w:tcW w:w="4826" w:type="dxa"/>
+          </w:tcPr>
+          <w:p>
+            <w:r>
+              <w:t>{{ line.aktivitas }}</w:t>
+            </w:r>
+          </w:p>
+        </w:tc>
+        <w:tc>
+          <w:tcPr>
+            <w:tcW w:w="3213" w:type="dxa"/>
+          </w:tcPr>
+          <w:p>
+            <w:r>
+              <w:t>{{ line.media }}</w:t>
+            </w:r>
+          </w:p>
+        </w:tc>
+        <w:tc>
+          <w:tcPr>
+            <w:tcW w:w="3200" w:type="dxa"/>
+          </w:tcPr>
+          <w:p>
+            <w:r>
+              <w:t>{{ line.sumber }}</w:t>
+            </w:r>
+          </w:p>
+        </w:tc>
+        <w:tc>
+          <w:tcPr>
+            <w:tcW w:w="3200" w:type="dxa"/>
+          </w:tcPr>
+          <w:p>
+            <w:r>
+              <w:t>{{ line.penilaian }}</w:t>
+            </w:r>
+          </w:p>
+        </w:tc>
+      </w:tr>
+      <w:tr>
+        <w:trPr>
+          <w:trHeight w:val="394"/>
+        </w:trPr>
+        <w:tc>
+          <w:tcPr>
+            <w:tcW w:w="1613" w:type="dxa"/>
+          </w:tcPr>
+          <w:p>
+            <w:r>
+              <w:t>{%tr endfor %}</w:t>
+            </w:r>
+          </w:p>
+        </w:tc>
+        <w:tc>
+          <w:tcPr>
+            <w:tcW w:w="4826" w:type="dxa"/>
+          </w:tcPr>
+          <w:p>
+            <w:r>
+              <w:t/>
+            </w:r>
+          </w:p>
+        </w:tc>
+        <w:tc>
+          <w:tcPr>
+            <w:tcW w:w="3213" w:type="dxa"/>
+          </w:tcPr>
+          <w:p>
+            <w:r>
+              <w:t/>
+            </w:r>
+          </w:p>
+        </w:tc>
+        <w:tc>
+          <w:tcPr>
+            <w:tcW w:w="3200" w:type="dxa"/>
+          </w:tcPr>
+          <w:p>
+            <w:r>
+              <w:t/>
+            </w:r>
+          </w:p>
+        </w:tc>
+        <w:tc>
+          <w:tcPr>
+            <w:tcW w:w="3200" w:type="dxa"/>
+          </w:tcPr>
+          <w:p>
+            <w:r>
+              <w:t/>
             </w:r>
           </w:p>
         </w:tc>

--- a/middleware-with-database/app/features/weekly_plan/templates/weekly_plan_template.docx
+++ b/middleware-with-database/app/features/weekly_plan/templates/weekly_plan_template.docx
@@ -204,7 +204,7 @@
           </mc:Choice>
           <mc:Fallback>
             <w:pict>
-              <v:shape w14:anchorId="6C971BA3" id="Graphic 2" o:spid="_x0000_s1026" style="position:absolute;margin-left:19.5pt;margin-top:11.85pt;width:803.4pt;height:1.3pt;z-index:-15728640;visibility:visible;mso-wrap-style:square;mso-wrap-distance-left:0;mso-wrap-distance-top:0;mso-wrap-distance-right:0;mso-wrap-distance-bottom:0;mso-position-horizontal:absolute;mso-position-horizontal-relative:page;mso-position-vertical:absolute;mso-position-vertical-relative:text;v-text-anchor:top" coordsize="10203180,16510" o:gfxdata="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" path="m10202647,r-8141,l8128,,,,,8128r,8128l8128,16256r10186378,l10202647,16256r,-8128l10202647,xe" fillcolor="black" stroked="f">
+              <v:shape w14:anchorId="725C57B9" id="Graphic 2" o:spid="_x0000_s1026" style="position:absolute;margin-left:19.5pt;margin-top:11.85pt;width:803.4pt;height:1.3pt;z-index:-15728640;visibility:visible;mso-wrap-style:square;mso-wrap-distance-left:0;mso-wrap-distance-top:0;mso-wrap-distance-right:0;mso-wrap-distance-bottom:0;mso-position-horizontal:absolute;mso-position-horizontal-relative:page;mso-position-vertical:absolute;mso-position-vertical-relative:text;v-text-anchor:top" coordsize="10203180,16510" o:gfxdata="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" path="m10202647,r-8141,l8128,,,,,8128r,8128l8128,16256r10186378,l10202647,16256r,-8128l10202647,xe" fillcolor="black" stroked="f">
                 <v:path arrowok="t"/>
                 <w10:wrap type="topAndBottom" anchorx="page"/>
               </v:shape>
@@ -790,6 +790,7 @@
         <w:tc>
           <w:tcPr>
             <w:tcW w:w="7208" w:type="dxa"/>
+            <w:vAlign w:val="center"/>
           </w:tcPr>
           <w:p>
             <w:pPr>
@@ -821,12 +822,6 @@
                 <w:sz w:val="15"/>
               </w:rPr>
             </w:pPr>
-            <w:r>
-              <w:rPr>
-                <w:sz w:val="15"/>
-              </w:rPr>
-              <w:t/>
-            </w:r>
           </w:p>
         </w:tc>
       </w:tr>
@@ -837,9 +832,21 @@
         <w:tc>
           <w:tcPr>
             <w:tcW w:w="7208" w:type="dxa"/>
-          </w:tcPr>
-          <w:p>
-            <w:r>
+            <w:vAlign w:val="center"/>
+          </w:tcPr>
+          <w:p>
+            <w:pPr>
+              <w:jc w:val="center"/>
+              <w:rPr>
+                <w:sz w:val="15"/>
+                <w:szCs w:val="15"/>
+              </w:rPr>
+            </w:pPr>
+            <w:r>
+              <w:rPr>
+                <w:sz w:val="15"/>
+                <w:szCs w:val="15"/>
+              </w:rPr>
               <w:t>{{ tp.subject_name }}</w:t>
             </w:r>
           </w:p>
@@ -849,7 +856,17 @@
             <w:tcW w:w="8847" w:type="dxa"/>
           </w:tcPr>
           <w:p>
-            <w:r>
+            <w:pPr>
+              <w:rPr>
+                <w:sz w:val="15"/>
+                <w:szCs w:val="15"/>
+              </w:rPr>
+            </w:pPr>
+            <w:r>
+              <w:rPr>
+                <w:sz w:val="15"/>
+                <w:szCs w:val="15"/>
+              </w:rPr>
               <w:t>{{ tp.tp }}</w:t>
             </w:r>
           </w:p>
@@ -862,9 +879,21 @@
         <w:tc>
           <w:tcPr>
             <w:tcW w:w="7208" w:type="dxa"/>
-          </w:tcPr>
-          <w:p>
-            <w:r>
+            <w:vAlign w:val="center"/>
+          </w:tcPr>
+          <w:p>
+            <w:pPr>
+              <w:jc w:val="center"/>
+              <w:rPr>
+                <w:sz w:val="15"/>
+                <w:szCs w:val="15"/>
+              </w:rPr>
+            </w:pPr>
+            <w:r>
+              <w:rPr>
+                <w:sz w:val="15"/>
+                <w:szCs w:val="15"/>
+              </w:rPr>
               <w:t>{%tr endfor %}</w:t>
             </w:r>
           </w:p>
@@ -874,9 +903,12 @@
             <w:tcW w:w="8847" w:type="dxa"/>
           </w:tcPr>
           <w:p>
-            <w:r>
-              <w:t/>
-            </w:r>
+            <w:pPr>
+              <w:rPr>
+                <w:sz w:val="15"/>
+                <w:szCs w:val="15"/>
+              </w:rPr>
+            </w:pPr>
           </w:p>
         </w:tc>
       </w:tr>
@@ -1133,12 +1165,6 @@
                 <w:sz w:val="15"/>
               </w:rPr>
             </w:pPr>
-            <w:r>
-              <w:rPr>
-                <w:sz w:val="15"/>
-              </w:rPr>
-              <w:t/>
-            </w:r>
           </w:p>
         </w:tc>
         <w:tc>
@@ -1154,12 +1180,6 @@
                 <w:sz w:val="15"/>
               </w:rPr>
             </w:pPr>
-            <w:r>
-              <w:rPr>
-                <w:sz w:val="15"/>
-              </w:rPr>
-              <w:t/>
-            </w:r>
           </w:p>
         </w:tc>
         <w:tc>
@@ -1175,12 +1195,6 @@
                 <w:sz w:val="15"/>
               </w:rPr>
             </w:pPr>
-            <w:r>
-              <w:rPr>
-                <w:sz w:val="15"/>
-              </w:rPr>
-              <w:t/>
-            </w:r>
           </w:p>
         </w:tc>
         <w:tc>
@@ -1196,12 +1210,6 @@
                 <w:sz w:val="15"/>
               </w:rPr>
             </w:pPr>
-            <w:r>
-              <w:rPr>
-                <w:sz w:val="15"/>
-              </w:rPr>
-              <w:t/>
-            </w:r>
           </w:p>
         </w:tc>
       </w:tr>
@@ -1278,41 +1286,25 @@
           <w:tcPr>
             <w:tcW w:w="4826" w:type="dxa"/>
           </w:tcPr>
-          <w:p>
-            <w:r>
-              <w:t/>
-            </w:r>
-          </w:p>
+          <w:p/>
         </w:tc>
         <w:tc>
           <w:tcPr>
             <w:tcW w:w="3213" w:type="dxa"/>
           </w:tcPr>
-          <w:p>
-            <w:r>
-              <w:t/>
-            </w:r>
-          </w:p>
+          <w:p/>
         </w:tc>
         <w:tc>
           <w:tcPr>
             <w:tcW w:w="3200" w:type="dxa"/>
           </w:tcPr>
-          <w:p>
-            <w:r>
-              <w:t/>
-            </w:r>
-          </w:p>
+          <w:p/>
         </w:tc>
         <w:tc>
           <w:tcPr>
             <w:tcW w:w="3200" w:type="dxa"/>
           </w:tcPr>
-          <w:p>
-            <w:r>
-              <w:t/>
-            </w:r>
-          </w:p>
+          <w:p/>
         </w:tc>
       </w:tr>
     </w:tbl>
@@ -1567,12 +1559,6 @@
                 <w:sz w:val="15"/>
               </w:rPr>
             </w:pPr>
-            <w:r>
-              <w:rPr>
-                <w:sz w:val="15"/>
-              </w:rPr>
-              <w:t/>
-            </w:r>
           </w:p>
         </w:tc>
         <w:tc>
@@ -1587,12 +1573,6 @@
                 <w:sz w:val="15"/>
               </w:rPr>
             </w:pPr>
-            <w:r>
-              <w:rPr>
-                <w:sz w:val="15"/>
-              </w:rPr>
-              <w:t/>
-            </w:r>
           </w:p>
         </w:tc>
         <w:tc>
@@ -1607,12 +1587,6 @@
                 <w:sz w:val="15"/>
               </w:rPr>
             </w:pPr>
-            <w:r>
-              <w:rPr>
-                <w:sz w:val="15"/>
-              </w:rPr>
-              <w:t/>
-            </w:r>
           </w:p>
         </w:tc>
         <w:tc>
@@ -1628,12 +1602,6 @@
                 <w:sz w:val="15"/>
               </w:rPr>
             </w:pPr>
-            <w:r>
-              <w:rPr>
-                <w:sz w:val="15"/>
-              </w:rPr>
-              <w:t/>
-            </w:r>
           </w:p>
         </w:tc>
       </w:tr>
@@ -1710,41 +1678,25 @@
           <w:tcPr>
             <w:tcW w:w="4826" w:type="dxa"/>
           </w:tcPr>
-          <w:p>
-            <w:r>
-              <w:t/>
-            </w:r>
-          </w:p>
+          <w:p/>
         </w:tc>
         <w:tc>
           <w:tcPr>
             <w:tcW w:w="3213" w:type="dxa"/>
           </w:tcPr>
-          <w:p>
-            <w:r>
-              <w:t/>
-            </w:r>
-          </w:p>
+          <w:p/>
         </w:tc>
         <w:tc>
           <w:tcPr>
             <w:tcW w:w="3200" w:type="dxa"/>
           </w:tcPr>
-          <w:p>
-            <w:r>
-              <w:t/>
-            </w:r>
-          </w:p>
+          <w:p/>
         </w:tc>
         <w:tc>
           <w:tcPr>
             <w:tcW w:w="3200" w:type="dxa"/>
           </w:tcPr>
-          <w:p>
-            <w:r>
-              <w:t/>
-            </w:r>
-          </w:p>
+          <w:p/>
         </w:tc>
       </w:tr>
     </w:tbl>
@@ -1758,6 +1710,7 @@
         <w:rPr>
           <w:w w:val="110"/>
         </w:rPr>
+        <w:lastRenderedPageBreak/>
         <w:t>{{ rabu }}</w:t>
       </w:r>
     </w:p>
@@ -1999,12 +1952,6 @@
                 <w:sz w:val="15"/>
               </w:rPr>
             </w:pPr>
-            <w:r>
-              <w:rPr>
-                <w:sz w:val="15"/>
-              </w:rPr>
-              <w:t/>
-            </w:r>
           </w:p>
         </w:tc>
         <w:tc>
@@ -2019,12 +1966,6 @@
                 <w:sz w:val="15"/>
               </w:rPr>
             </w:pPr>
-            <w:r>
-              <w:rPr>
-                <w:sz w:val="15"/>
-              </w:rPr>
-              <w:t/>
-            </w:r>
           </w:p>
         </w:tc>
         <w:tc>
@@ -2039,12 +1980,6 @@
                 <w:sz w:val="15"/>
               </w:rPr>
             </w:pPr>
-            <w:r>
-              <w:rPr>
-                <w:sz w:val="15"/>
-              </w:rPr>
-              <w:t/>
-            </w:r>
           </w:p>
         </w:tc>
         <w:tc>
@@ -2060,12 +1995,6 @@
                 <w:sz w:val="15"/>
               </w:rPr>
             </w:pPr>
-            <w:r>
-              <w:rPr>
-                <w:sz w:val="15"/>
-              </w:rPr>
-              <w:t/>
-            </w:r>
           </w:p>
         </w:tc>
       </w:tr>
@@ -2142,41 +2071,25 @@
           <w:tcPr>
             <w:tcW w:w="4826" w:type="dxa"/>
           </w:tcPr>
-          <w:p>
-            <w:r>
-              <w:t/>
-            </w:r>
-          </w:p>
+          <w:p/>
         </w:tc>
         <w:tc>
           <w:tcPr>
             <w:tcW w:w="3213" w:type="dxa"/>
           </w:tcPr>
-          <w:p>
-            <w:r>
-              <w:t/>
-            </w:r>
-          </w:p>
+          <w:p/>
         </w:tc>
         <w:tc>
           <w:tcPr>
             <w:tcW w:w="3200" w:type="dxa"/>
           </w:tcPr>
-          <w:p>
-            <w:r>
-              <w:t/>
-            </w:r>
-          </w:p>
+          <w:p/>
         </w:tc>
         <w:tc>
           <w:tcPr>
             <w:tcW w:w="3200" w:type="dxa"/>
           </w:tcPr>
-          <w:p>
-            <w:r>
-              <w:t/>
-            </w:r>
-          </w:p>
+          <w:p/>
         </w:tc>
       </w:tr>
     </w:tbl>
@@ -2440,12 +2353,6 @@
                 <w:sz w:val="15"/>
               </w:rPr>
             </w:pPr>
-            <w:r>
-              <w:rPr>
-                <w:sz w:val="15"/>
-              </w:rPr>
-              <w:t/>
-            </w:r>
           </w:p>
         </w:tc>
         <w:tc>
@@ -2460,12 +2367,6 @@
                 <w:sz w:val="15"/>
               </w:rPr>
             </w:pPr>
-            <w:r>
-              <w:rPr>
-                <w:sz w:val="15"/>
-              </w:rPr>
-              <w:t/>
-            </w:r>
           </w:p>
         </w:tc>
         <w:tc>
@@ -2480,12 +2381,6 @@
                 <w:sz w:val="15"/>
               </w:rPr>
             </w:pPr>
-            <w:r>
-              <w:rPr>
-                <w:sz w:val="15"/>
-              </w:rPr>
-              <w:t/>
-            </w:r>
           </w:p>
         </w:tc>
         <w:tc>
@@ -2501,12 +2396,6 @@
                 <w:sz w:val="15"/>
               </w:rPr>
             </w:pPr>
-            <w:r>
-              <w:rPr>
-                <w:sz w:val="15"/>
-              </w:rPr>
-              <w:t/>
-            </w:r>
           </w:p>
         </w:tc>
       </w:tr>
@@ -2583,41 +2472,25 @@
           <w:tcPr>
             <w:tcW w:w="4826" w:type="dxa"/>
           </w:tcPr>
-          <w:p>
-            <w:r>
-              <w:t/>
-            </w:r>
-          </w:p>
+          <w:p/>
         </w:tc>
         <w:tc>
           <w:tcPr>
             <w:tcW w:w="3213" w:type="dxa"/>
           </w:tcPr>
-          <w:p>
-            <w:r>
-              <w:t/>
-            </w:r>
-          </w:p>
+          <w:p/>
         </w:tc>
         <w:tc>
           <w:tcPr>
             <w:tcW w:w="3200" w:type="dxa"/>
           </w:tcPr>
-          <w:p>
-            <w:r>
-              <w:t/>
-            </w:r>
-          </w:p>
+          <w:p/>
         </w:tc>
         <w:tc>
           <w:tcPr>
             <w:tcW w:w="3200" w:type="dxa"/>
           </w:tcPr>
-          <w:p>
-            <w:r>
-              <w:t/>
-            </w:r>
-          </w:p>
+          <w:p/>
         </w:tc>
       </w:tr>
     </w:tbl>
@@ -2872,12 +2745,6 @@
                 <w:sz w:val="15"/>
               </w:rPr>
             </w:pPr>
-            <w:r>
-              <w:rPr>
-                <w:sz w:val="15"/>
-              </w:rPr>
-              <w:t/>
-            </w:r>
           </w:p>
         </w:tc>
         <w:tc>
@@ -2892,12 +2759,6 @@
                 <w:sz w:val="15"/>
               </w:rPr>
             </w:pPr>
-            <w:r>
-              <w:rPr>
-                <w:sz w:val="15"/>
-              </w:rPr>
-              <w:t/>
-            </w:r>
           </w:p>
         </w:tc>
         <w:tc>
@@ -2912,12 +2773,6 @@
                 <w:sz w:val="15"/>
               </w:rPr>
             </w:pPr>
-            <w:r>
-              <w:rPr>
-                <w:sz w:val="15"/>
-              </w:rPr>
-              <w:t/>
-            </w:r>
           </w:p>
         </w:tc>
         <w:tc>
@@ -2933,12 +2788,6 @@
                 <w:sz w:val="15"/>
               </w:rPr>
             </w:pPr>
-            <w:r>
-              <w:rPr>
-                <w:sz w:val="15"/>
-              </w:rPr>
-              <w:t/>
-            </w:r>
           </w:p>
         </w:tc>
       </w:tr>
@@ -3015,41 +2864,25 @@
           <w:tcPr>
             <w:tcW w:w="4826" w:type="dxa"/>
           </w:tcPr>
-          <w:p>
-            <w:r>
-              <w:t/>
-            </w:r>
-          </w:p>
+          <w:p/>
         </w:tc>
         <w:tc>
           <w:tcPr>
             <w:tcW w:w="3213" w:type="dxa"/>
           </w:tcPr>
-          <w:p>
-            <w:r>
-              <w:t/>
-            </w:r>
-          </w:p>
+          <w:p/>
         </w:tc>
         <w:tc>
           <w:tcPr>
             <w:tcW w:w="3200" w:type="dxa"/>
           </w:tcPr>
-          <w:p>
-            <w:r>
-              <w:t/>
-            </w:r>
-          </w:p>
+          <w:p/>
         </w:tc>
         <w:tc>
           <w:tcPr>
             <w:tcW w:w="3200" w:type="dxa"/>
           </w:tcPr>
-          <w:p>
-            <w:r>
-              <w:t/>
-            </w:r>
-          </w:p>
+          <w:p/>
         </w:tc>
       </w:tr>
     </w:tbl>
@@ -3473,7 +3306,7 @@
           </mc:Choice>
           <mc:Fallback>
             <w:pict>
-              <v:shape w14:anchorId="7BDD7D99" id="Graphic 5" o:spid="_x0000_s1026" style="position:absolute;margin-left:182.75pt;margin-top:14.8pt;width:74.9pt;height:.1pt;z-index:-15726592;visibility:visible;mso-wrap-style:square;mso-wrap-distance-left:0;mso-wrap-distance-top:0;mso-wrap-distance-right:0;mso-wrap-distance-bottom:0;mso-position-horizontal:absolute;mso-position-horizontal-relative:page;mso-position-vertical:absolute;mso-position-vertical-relative:text;v-text-anchor:top" coordsize="951230,1270" o:gfxdata="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" path="m,l951163,e" filled="f" strokeweight=".20497mm">
+              <v:shape w14:anchorId="5496A666" id="Graphic 5" o:spid="_x0000_s1026" style="position:absolute;margin-left:182.75pt;margin-top:14.8pt;width:74.9pt;height:.1pt;z-index:-15726592;visibility:visible;mso-wrap-style:square;mso-wrap-distance-left:0;mso-wrap-distance-top:0;mso-wrap-distance-right:0;mso-wrap-distance-bottom:0;mso-position-horizontal:absolute;mso-position-horizontal-relative:page;mso-position-vertical:absolute;mso-position-vertical-relative:text;v-text-anchor:top" coordsize="951230,1270" o:gfxdata="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" path="m,l951163,e" filled="f" strokeweight=".20497mm">
                 <v:path arrowok="t"/>
                 <w10:wrap type="topAndBottom" anchorx="page"/>
               </v:shape>
@@ -3553,7 +3386,7 @@
           </mc:Choice>
           <mc:Fallback>
             <w:pict>
-              <v:shape w14:anchorId="53A6ACED" id="Graphic 6" o:spid="_x0000_s1026" style="position:absolute;margin-left:583.15pt;margin-top:14.8pt;width:74.9pt;height:.1pt;z-index:-15726080;visibility:visible;mso-wrap-style:square;mso-wrap-distance-left:0;mso-wrap-distance-top:0;mso-wrap-distance-right:0;mso-wrap-distance-bottom:0;mso-position-horizontal:absolute;mso-position-horizontal-relative:page;mso-position-vertical:absolute;mso-position-vertical-relative:text;v-text-anchor:top" coordsize="951230,1270" o:gfxdata="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" path="m,l951163,e" filled="f" strokeweight=".20497mm">
+              <v:shape w14:anchorId="2A4DD0B3" id="Graphic 6" o:spid="_x0000_s1026" style="position:absolute;margin-left:583.15pt;margin-top:14.8pt;width:74.9pt;height:.1pt;z-index:-15726080;visibility:visible;mso-wrap-style:square;mso-wrap-distance-left:0;mso-wrap-distance-top:0;mso-wrap-distance-right:0;mso-wrap-distance-bottom:0;mso-position-horizontal:absolute;mso-position-horizontal-relative:page;mso-position-vertical:absolute;mso-position-vertical-relative:text;v-text-anchor:top" coordsize="951230,1270" o:gfxdata="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" path="m,l951163,e" filled="f" strokeweight=".20497mm">
                 <v:path arrowok="t"/>
                 <w10:wrap type="topAndBottom" anchorx="page"/>
               </v:shape>

--- a/middleware-with-database/app/features/weekly_plan/templates/weekly_plan_template.docx
+++ b/middleware-with-database/app/features/weekly_plan/templates/weekly_plan_template.docx
@@ -204,7 +204,7 @@
           </mc:Choice>
           <mc:Fallback>
             <w:pict>
-              <v:shape w14:anchorId="725C57B9" id="Graphic 2" o:spid="_x0000_s1026" style="position:absolute;margin-left:19.5pt;margin-top:11.85pt;width:803.4pt;height:1.3pt;z-index:-15728640;visibility:visible;mso-wrap-style:square;mso-wrap-distance-left:0;mso-wrap-distance-top:0;mso-wrap-distance-right:0;mso-wrap-distance-bottom:0;mso-position-horizontal:absolute;mso-position-horizontal-relative:page;mso-position-vertical:absolute;mso-position-vertical-relative:text;v-text-anchor:top" coordsize="10203180,16510" o:gfxdata="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" path="m10202647,r-8141,l8128,,,,,8128r,8128l8128,16256r10186378,l10202647,16256r,-8128l10202647,xe" fillcolor="black" stroked="f">
+              <v:shape w14:anchorId="58FB3657" id="Graphic 2" o:spid="_x0000_s1026" style="position:absolute;margin-left:19.5pt;margin-top:11.85pt;width:803.4pt;height:1.3pt;z-index:-15728640;visibility:visible;mso-wrap-style:square;mso-wrap-distance-left:0;mso-wrap-distance-top:0;mso-wrap-distance-right:0;mso-wrap-distance-bottom:0;mso-position-horizontal:absolute;mso-position-horizontal-relative:page;mso-position-vertical:absolute;mso-position-vertical-relative:text;v-text-anchor:top" coordsize="10203180,16510" o:gfxdata="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" path="m10202647,r-8141,l8128,,,,,8128r,8128l8128,16256r10186378,l10202647,16256r,-8128l10202647,xe" fillcolor="black" stroked="f">
                 <v:path arrowok="t"/>
                 <w10:wrap type="topAndBottom" anchorx="page"/>
               </v:shape>
@@ -685,8 +685,9 @@
         </w:tblBorders>
         <w:tblLayout w:type="fixed"/>
         <w:tblCellMar>
-          <w:left w:w="0" w:type="dxa"/>
-          <w:right w:w="0" w:type="dxa"/>
+          <w:left w:w="28" w:type="dxa"/>
+          <w:bottom w:w="28" w:type="dxa"/>
+          <w:right w:w="28" w:type="dxa"/>
         </w:tblCellMar>
         <w:tblLook w:val="01E0" w:firstRow="1" w:lastRow="1" w:firstColumn="1" w:lastColumn="1" w:noHBand="0" w:noVBand="0"/>
       </w:tblPr>
@@ -813,11 +814,13 @@
         <w:tc>
           <w:tcPr>
             <w:tcW w:w="8847" w:type="dxa"/>
+            <w:vAlign w:val="center"/>
           </w:tcPr>
           <w:p>
             <w:pPr>
               <w:pStyle w:val="TableParagraph"/>
               <w:ind w:left="107"/>
+              <w:jc w:val="left"/>
               <w:rPr>
                 <w:sz w:val="15"/>
               </w:rPr>
@@ -854,6 +857,7 @@
         <w:tc>
           <w:tcPr>
             <w:tcW w:w="8847" w:type="dxa"/>
+            <w:vAlign w:val="center"/>
           </w:tcPr>
           <w:p>
             <w:pPr>
@@ -901,6 +905,7 @@
         <w:tc>
           <w:tcPr>
             <w:tcW w:w="8847" w:type="dxa"/>
+            <w:vAlign w:val="center"/>
           </w:tcPr>
           <w:p>
             <w:pPr>
@@ -1133,12 +1138,12 @@
         <w:tc>
           <w:tcPr>
             <w:tcW w:w="1613" w:type="dxa"/>
+            <w:vAlign w:val="center"/>
           </w:tcPr>
           <w:p>
             <w:pPr>
               <w:pStyle w:val="TableParagraph"/>
               <w:ind w:left="286"/>
-              <w:jc w:val="left"/>
               <w:rPr>
                 <w:sz w:val="15"/>
               </w:rPr>
@@ -1170,12 +1175,12 @@
         <w:tc>
           <w:tcPr>
             <w:tcW w:w="3213" w:type="dxa"/>
+            <w:vAlign w:val="center"/>
           </w:tcPr>
           <w:p>
             <w:pPr>
               <w:pStyle w:val="TableParagraph"/>
               <w:ind w:left="0"/>
-              <w:jc w:val="left"/>
               <w:rPr>
                 <w:sz w:val="15"/>
               </w:rPr>
@@ -1185,12 +1190,12 @@
         <w:tc>
           <w:tcPr>
             <w:tcW w:w="3200" w:type="dxa"/>
+            <w:vAlign w:val="center"/>
           </w:tcPr>
           <w:p>
             <w:pPr>
               <w:pStyle w:val="TableParagraph"/>
               <w:ind w:left="0"/>
-              <w:jc w:val="left"/>
               <w:rPr>
                 <w:sz w:val="15"/>
               </w:rPr>
@@ -1220,9 +1225,21 @@
         <w:tc>
           <w:tcPr>
             <w:tcW w:w="1613" w:type="dxa"/>
-          </w:tcPr>
-          <w:p>
-            <w:r>
+            <w:vAlign w:val="center"/>
+          </w:tcPr>
+          <w:p>
+            <w:pPr>
+              <w:jc w:val="center"/>
+              <w:rPr>
+                <w:sz w:val="15"/>
+                <w:szCs w:val="15"/>
+              </w:rPr>
+            </w:pPr>
+            <w:r>
+              <w:rPr>
+                <w:sz w:val="15"/>
+                <w:szCs w:val="15"/>
+              </w:rPr>
               <w:t>{{ line.waktu }}</w:t>
             </w:r>
           </w:p>
@@ -1232,7 +1249,17 @@
             <w:tcW w:w="4826" w:type="dxa"/>
           </w:tcPr>
           <w:p>
-            <w:r>
+            <w:pPr>
+              <w:rPr>
+                <w:sz w:val="15"/>
+                <w:szCs w:val="15"/>
+              </w:rPr>
+            </w:pPr>
+            <w:r>
+              <w:rPr>
+                <w:sz w:val="15"/>
+                <w:szCs w:val="15"/>
+              </w:rPr>
               <w:t>{{ line.aktivitas }}</w:t>
             </w:r>
           </w:p>
@@ -1240,9 +1267,21 @@
         <w:tc>
           <w:tcPr>
             <w:tcW w:w="3213" w:type="dxa"/>
-          </w:tcPr>
-          <w:p>
-            <w:r>
+            <w:vAlign w:val="center"/>
+          </w:tcPr>
+          <w:p>
+            <w:pPr>
+              <w:jc w:val="center"/>
+              <w:rPr>
+                <w:sz w:val="15"/>
+                <w:szCs w:val="15"/>
+              </w:rPr>
+            </w:pPr>
+            <w:r>
+              <w:rPr>
+                <w:sz w:val="15"/>
+                <w:szCs w:val="15"/>
+              </w:rPr>
               <w:t>{{ line.media }}</w:t>
             </w:r>
           </w:p>
@@ -1250,9 +1289,21 @@
         <w:tc>
           <w:tcPr>
             <w:tcW w:w="3200" w:type="dxa"/>
-          </w:tcPr>
-          <w:p>
-            <w:r>
+            <w:vAlign w:val="center"/>
+          </w:tcPr>
+          <w:p>
+            <w:pPr>
+              <w:jc w:val="center"/>
+              <w:rPr>
+                <w:sz w:val="15"/>
+                <w:szCs w:val="15"/>
+              </w:rPr>
+            </w:pPr>
+            <w:r>
+              <w:rPr>
+                <w:sz w:val="15"/>
+                <w:szCs w:val="15"/>
+              </w:rPr>
               <w:t>{{ line.sumber }}</w:t>
             </w:r>
           </w:p>
@@ -1260,9 +1311,20 @@
         <w:tc>
           <w:tcPr>
             <w:tcW w:w="3200" w:type="dxa"/>
-          </w:tcPr>
-          <w:p>
-            <w:r>
+            <w:vAlign w:val="center"/>
+          </w:tcPr>
+          <w:p>
+            <w:pPr>
+              <w:rPr>
+                <w:sz w:val="15"/>
+                <w:szCs w:val="15"/>
+              </w:rPr>
+            </w:pPr>
+            <w:r>
+              <w:rPr>
+                <w:sz w:val="15"/>
+                <w:szCs w:val="15"/>
+              </w:rPr>
               <w:t>{{ line.penilaian }}</w:t>
             </w:r>
           </w:p>
@@ -1275,9 +1337,21 @@
         <w:tc>
           <w:tcPr>
             <w:tcW w:w="1613" w:type="dxa"/>
-          </w:tcPr>
-          <w:p>
-            <w:r>
+            <w:vAlign w:val="center"/>
+          </w:tcPr>
+          <w:p>
+            <w:pPr>
+              <w:jc w:val="center"/>
+              <w:rPr>
+                <w:sz w:val="15"/>
+                <w:szCs w:val="15"/>
+              </w:rPr>
+            </w:pPr>
+            <w:r>
+              <w:rPr>
+                <w:sz w:val="15"/>
+                <w:szCs w:val="15"/>
+              </w:rPr>
               <w:t>{%tr endfor %}</w:t>
             </w:r>
           </w:p>
@@ -1286,25 +1360,57 @@
           <w:tcPr>
             <w:tcW w:w="4826" w:type="dxa"/>
           </w:tcPr>
-          <w:p/>
+          <w:p>
+            <w:pPr>
+              <w:rPr>
+                <w:sz w:val="15"/>
+                <w:szCs w:val="15"/>
+              </w:rPr>
+            </w:pPr>
+          </w:p>
         </w:tc>
         <w:tc>
           <w:tcPr>
             <w:tcW w:w="3213" w:type="dxa"/>
-          </w:tcPr>
-          <w:p/>
+            <w:vAlign w:val="center"/>
+          </w:tcPr>
+          <w:p>
+            <w:pPr>
+              <w:jc w:val="center"/>
+              <w:rPr>
+                <w:sz w:val="15"/>
+                <w:szCs w:val="15"/>
+              </w:rPr>
+            </w:pPr>
+          </w:p>
         </w:tc>
         <w:tc>
           <w:tcPr>
             <w:tcW w:w="3200" w:type="dxa"/>
-          </w:tcPr>
-          <w:p/>
+            <w:vAlign w:val="center"/>
+          </w:tcPr>
+          <w:p>
+            <w:pPr>
+              <w:jc w:val="center"/>
+              <w:rPr>
+                <w:sz w:val="15"/>
+                <w:szCs w:val="15"/>
+              </w:rPr>
+            </w:pPr>
+          </w:p>
         </w:tc>
         <w:tc>
           <w:tcPr>
             <w:tcW w:w="3200" w:type="dxa"/>
           </w:tcPr>
-          <w:p/>
+          <w:p>
+            <w:pPr>
+              <w:rPr>
+                <w:sz w:val="15"/>
+                <w:szCs w:val="15"/>
+              </w:rPr>
+            </w:pPr>
+          </w:p>
         </w:tc>
       </w:tr>
     </w:tbl>
@@ -1528,12 +1634,12 @@
         <w:tc>
           <w:tcPr>
             <w:tcW w:w="1613" w:type="dxa"/>
+            <w:vAlign w:val="center"/>
           </w:tcPr>
           <w:p>
             <w:pPr>
               <w:pStyle w:val="TableParagraph"/>
               <w:ind w:left="286"/>
-              <w:jc w:val="left"/>
               <w:rPr>
                 <w:sz w:val="15"/>
               </w:rPr>
@@ -1564,11 +1670,11 @@
         <w:tc>
           <w:tcPr>
             <w:tcW w:w="3213" w:type="dxa"/>
-          </w:tcPr>
-          <w:p>
-            <w:pPr>
-              <w:pStyle w:val="TableParagraph"/>
-              <w:jc w:val="left"/>
+            <w:vAlign w:val="center"/>
+          </w:tcPr>
+          <w:p>
+            <w:pPr>
+              <w:pStyle w:val="TableParagraph"/>
               <w:rPr>
                 <w:sz w:val="15"/>
               </w:rPr>
@@ -1578,11 +1684,11 @@
         <w:tc>
           <w:tcPr>
             <w:tcW w:w="3200" w:type="dxa"/>
-          </w:tcPr>
-          <w:p>
-            <w:pPr>
-              <w:pStyle w:val="TableParagraph"/>
-              <w:jc w:val="left"/>
+            <w:vAlign w:val="center"/>
+          </w:tcPr>
+          <w:p>
+            <w:pPr>
+              <w:pStyle w:val="TableParagraph"/>
               <w:rPr>
                 <w:sz w:val="15"/>
               </w:rPr>
@@ -1592,6 +1698,7 @@
         <w:tc>
           <w:tcPr>
             <w:tcW w:w="3200" w:type="dxa"/>
+            <w:vAlign w:val="center"/>
           </w:tcPr>
           <w:p>
             <w:pPr>
@@ -1612,9 +1719,21 @@
         <w:tc>
           <w:tcPr>
             <w:tcW w:w="1613" w:type="dxa"/>
-          </w:tcPr>
-          <w:p>
-            <w:r>
+            <w:vAlign w:val="center"/>
+          </w:tcPr>
+          <w:p>
+            <w:pPr>
+              <w:jc w:val="center"/>
+              <w:rPr>
+                <w:sz w:val="15"/>
+                <w:szCs w:val="15"/>
+              </w:rPr>
+            </w:pPr>
+            <w:r>
+              <w:rPr>
+                <w:sz w:val="15"/>
+                <w:szCs w:val="15"/>
+              </w:rPr>
               <w:t>{{ line.waktu }}</w:t>
             </w:r>
           </w:p>
@@ -1624,7 +1743,17 @@
             <w:tcW w:w="4826" w:type="dxa"/>
           </w:tcPr>
           <w:p>
-            <w:r>
+            <w:pPr>
+              <w:rPr>
+                <w:sz w:val="15"/>
+                <w:szCs w:val="15"/>
+              </w:rPr>
+            </w:pPr>
+            <w:r>
+              <w:rPr>
+                <w:sz w:val="15"/>
+                <w:szCs w:val="15"/>
+              </w:rPr>
               <w:t>{{ line.aktivitas }}</w:t>
             </w:r>
           </w:p>
@@ -1632,9 +1761,21 @@
         <w:tc>
           <w:tcPr>
             <w:tcW w:w="3213" w:type="dxa"/>
-          </w:tcPr>
-          <w:p>
-            <w:r>
+            <w:vAlign w:val="center"/>
+          </w:tcPr>
+          <w:p>
+            <w:pPr>
+              <w:jc w:val="center"/>
+              <w:rPr>
+                <w:sz w:val="15"/>
+                <w:szCs w:val="15"/>
+              </w:rPr>
+            </w:pPr>
+            <w:r>
+              <w:rPr>
+                <w:sz w:val="15"/>
+                <w:szCs w:val="15"/>
+              </w:rPr>
               <w:t>{{ line.media }}</w:t>
             </w:r>
           </w:p>
@@ -1642,9 +1783,21 @@
         <w:tc>
           <w:tcPr>
             <w:tcW w:w="3200" w:type="dxa"/>
-          </w:tcPr>
-          <w:p>
-            <w:r>
+            <w:vAlign w:val="center"/>
+          </w:tcPr>
+          <w:p>
+            <w:pPr>
+              <w:jc w:val="center"/>
+              <w:rPr>
+                <w:sz w:val="15"/>
+                <w:szCs w:val="15"/>
+              </w:rPr>
+            </w:pPr>
+            <w:r>
+              <w:rPr>
+                <w:sz w:val="15"/>
+                <w:szCs w:val="15"/>
+              </w:rPr>
               <w:t>{{ line.sumber }}</w:t>
             </w:r>
           </w:p>
@@ -1652,9 +1805,20 @@
         <w:tc>
           <w:tcPr>
             <w:tcW w:w="3200" w:type="dxa"/>
-          </w:tcPr>
-          <w:p>
-            <w:r>
+            <w:vAlign w:val="center"/>
+          </w:tcPr>
+          <w:p>
+            <w:pPr>
+              <w:rPr>
+                <w:sz w:val="15"/>
+                <w:szCs w:val="15"/>
+              </w:rPr>
+            </w:pPr>
+            <w:r>
+              <w:rPr>
+                <w:sz w:val="15"/>
+                <w:szCs w:val="15"/>
+              </w:rPr>
               <w:t>{{ line.penilaian }}</w:t>
             </w:r>
           </w:p>
@@ -1667,9 +1831,21 @@
         <w:tc>
           <w:tcPr>
             <w:tcW w:w="1613" w:type="dxa"/>
-          </w:tcPr>
-          <w:p>
-            <w:r>
+            <w:vAlign w:val="center"/>
+          </w:tcPr>
+          <w:p>
+            <w:pPr>
+              <w:jc w:val="center"/>
+              <w:rPr>
+                <w:sz w:val="15"/>
+                <w:szCs w:val="15"/>
+              </w:rPr>
+            </w:pPr>
+            <w:r>
+              <w:rPr>
+                <w:sz w:val="15"/>
+                <w:szCs w:val="15"/>
+              </w:rPr>
               <w:t>{%tr endfor %}</w:t>
             </w:r>
           </w:p>
@@ -1678,25 +1854,58 @@
           <w:tcPr>
             <w:tcW w:w="4826" w:type="dxa"/>
           </w:tcPr>
-          <w:p/>
+          <w:p>
+            <w:pPr>
+              <w:rPr>
+                <w:sz w:val="15"/>
+                <w:szCs w:val="15"/>
+              </w:rPr>
+            </w:pPr>
+          </w:p>
         </w:tc>
         <w:tc>
           <w:tcPr>
             <w:tcW w:w="3213" w:type="dxa"/>
-          </w:tcPr>
-          <w:p/>
+            <w:vAlign w:val="center"/>
+          </w:tcPr>
+          <w:p>
+            <w:pPr>
+              <w:jc w:val="center"/>
+              <w:rPr>
+                <w:sz w:val="15"/>
+                <w:szCs w:val="15"/>
+              </w:rPr>
+            </w:pPr>
+          </w:p>
         </w:tc>
         <w:tc>
           <w:tcPr>
             <w:tcW w:w="3200" w:type="dxa"/>
-          </w:tcPr>
-          <w:p/>
+            <w:vAlign w:val="center"/>
+          </w:tcPr>
+          <w:p>
+            <w:pPr>
+              <w:jc w:val="center"/>
+              <w:rPr>
+                <w:sz w:val="15"/>
+                <w:szCs w:val="15"/>
+              </w:rPr>
+            </w:pPr>
+          </w:p>
         </w:tc>
         <w:tc>
           <w:tcPr>
             <w:tcW w:w="3200" w:type="dxa"/>
-          </w:tcPr>
-          <w:p/>
+            <w:vAlign w:val="center"/>
+          </w:tcPr>
+          <w:p>
+            <w:pPr>
+              <w:rPr>
+                <w:sz w:val="15"/>
+                <w:szCs w:val="15"/>
+              </w:rPr>
+            </w:pPr>
+          </w:p>
         </w:tc>
       </w:tr>
     </w:tbl>
@@ -1921,12 +2130,12 @@
         <w:tc>
           <w:tcPr>
             <w:tcW w:w="1613" w:type="dxa"/>
+            <w:vAlign w:val="center"/>
           </w:tcPr>
           <w:p>
             <w:pPr>
               <w:pStyle w:val="TableParagraph"/>
               <w:ind w:left="286"/>
-              <w:jc w:val="left"/>
               <w:rPr>
                 <w:sz w:val="15"/>
               </w:rPr>
@@ -1957,11 +2166,11 @@
         <w:tc>
           <w:tcPr>
             <w:tcW w:w="3213" w:type="dxa"/>
-          </w:tcPr>
-          <w:p>
-            <w:pPr>
-              <w:pStyle w:val="TableParagraph"/>
-              <w:jc w:val="left"/>
+            <w:vAlign w:val="center"/>
+          </w:tcPr>
+          <w:p>
+            <w:pPr>
+              <w:pStyle w:val="TableParagraph"/>
               <w:rPr>
                 <w:sz w:val="15"/>
               </w:rPr>
@@ -1971,11 +2180,11 @@
         <w:tc>
           <w:tcPr>
             <w:tcW w:w="3200" w:type="dxa"/>
-          </w:tcPr>
-          <w:p>
-            <w:pPr>
-              <w:pStyle w:val="TableParagraph"/>
-              <w:jc w:val="left"/>
+            <w:vAlign w:val="center"/>
+          </w:tcPr>
+          <w:p>
+            <w:pPr>
+              <w:pStyle w:val="TableParagraph"/>
               <w:rPr>
                 <w:sz w:val="15"/>
               </w:rPr>
@@ -1985,6 +2194,7 @@
         <w:tc>
           <w:tcPr>
             <w:tcW w:w="3200" w:type="dxa"/>
+            <w:vAlign w:val="center"/>
           </w:tcPr>
           <w:p>
             <w:pPr>
@@ -2005,9 +2215,21 @@
         <w:tc>
           <w:tcPr>
             <w:tcW w:w="1613" w:type="dxa"/>
-          </w:tcPr>
-          <w:p>
-            <w:r>
+            <w:vAlign w:val="center"/>
+          </w:tcPr>
+          <w:p>
+            <w:pPr>
+              <w:jc w:val="center"/>
+              <w:rPr>
+                <w:sz w:val="15"/>
+                <w:szCs w:val="15"/>
+              </w:rPr>
+            </w:pPr>
+            <w:r>
+              <w:rPr>
+                <w:sz w:val="15"/>
+                <w:szCs w:val="15"/>
+              </w:rPr>
               <w:t>{{ line.waktu }}</w:t>
             </w:r>
           </w:p>
@@ -2017,7 +2239,17 @@
             <w:tcW w:w="4826" w:type="dxa"/>
           </w:tcPr>
           <w:p>
-            <w:r>
+            <w:pPr>
+              <w:rPr>
+                <w:sz w:val="15"/>
+                <w:szCs w:val="15"/>
+              </w:rPr>
+            </w:pPr>
+            <w:r>
+              <w:rPr>
+                <w:sz w:val="15"/>
+                <w:szCs w:val="15"/>
+              </w:rPr>
               <w:t>{{ line.aktivitas }}</w:t>
             </w:r>
           </w:p>
@@ -2025,9 +2257,21 @@
         <w:tc>
           <w:tcPr>
             <w:tcW w:w="3213" w:type="dxa"/>
-          </w:tcPr>
-          <w:p>
-            <w:r>
+            <w:vAlign w:val="center"/>
+          </w:tcPr>
+          <w:p>
+            <w:pPr>
+              <w:jc w:val="center"/>
+              <w:rPr>
+                <w:sz w:val="15"/>
+                <w:szCs w:val="15"/>
+              </w:rPr>
+            </w:pPr>
+            <w:r>
+              <w:rPr>
+                <w:sz w:val="15"/>
+                <w:szCs w:val="15"/>
+              </w:rPr>
               <w:t>{{ line.media }}</w:t>
             </w:r>
           </w:p>
@@ -2035,9 +2279,21 @@
         <w:tc>
           <w:tcPr>
             <w:tcW w:w="3200" w:type="dxa"/>
-          </w:tcPr>
-          <w:p>
-            <w:r>
+            <w:vAlign w:val="center"/>
+          </w:tcPr>
+          <w:p>
+            <w:pPr>
+              <w:jc w:val="center"/>
+              <w:rPr>
+                <w:sz w:val="15"/>
+                <w:szCs w:val="15"/>
+              </w:rPr>
+            </w:pPr>
+            <w:r>
+              <w:rPr>
+                <w:sz w:val="15"/>
+                <w:szCs w:val="15"/>
+              </w:rPr>
               <w:t>{{ line.sumber }}</w:t>
             </w:r>
           </w:p>
@@ -2045,9 +2301,20 @@
         <w:tc>
           <w:tcPr>
             <w:tcW w:w="3200" w:type="dxa"/>
-          </w:tcPr>
-          <w:p>
-            <w:r>
+            <w:vAlign w:val="center"/>
+          </w:tcPr>
+          <w:p>
+            <w:pPr>
+              <w:rPr>
+                <w:sz w:val="15"/>
+                <w:szCs w:val="15"/>
+              </w:rPr>
+            </w:pPr>
+            <w:r>
+              <w:rPr>
+                <w:sz w:val="15"/>
+                <w:szCs w:val="15"/>
+              </w:rPr>
               <w:t>{{ line.penilaian }}</w:t>
             </w:r>
           </w:p>
@@ -2060,9 +2327,21 @@
         <w:tc>
           <w:tcPr>
             <w:tcW w:w="1613" w:type="dxa"/>
-          </w:tcPr>
-          <w:p>
-            <w:r>
+            <w:vAlign w:val="center"/>
+          </w:tcPr>
+          <w:p>
+            <w:pPr>
+              <w:jc w:val="center"/>
+              <w:rPr>
+                <w:sz w:val="15"/>
+                <w:szCs w:val="15"/>
+              </w:rPr>
+            </w:pPr>
+            <w:r>
+              <w:rPr>
+                <w:sz w:val="15"/>
+                <w:szCs w:val="15"/>
+              </w:rPr>
               <w:t>{%tr endfor %}</w:t>
             </w:r>
           </w:p>
@@ -2071,25 +2350,58 @@
           <w:tcPr>
             <w:tcW w:w="4826" w:type="dxa"/>
           </w:tcPr>
-          <w:p/>
+          <w:p>
+            <w:pPr>
+              <w:rPr>
+                <w:sz w:val="15"/>
+                <w:szCs w:val="15"/>
+              </w:rPr>
+            </w:pPr>
+          </w:p>
         </w:tc>
         <w:tc>
           <w:tcPr>
             <w:tcW w:w="3213" w:type="dxa"/>
-          </w:tcPr>
-          <w:p/>
+            <w:vAlign w:val="center"/>
+          </w:tcPr>
+          <w:p>
+            <w:pPr>
+              <w:jc w:val="center"/>
+              <w:rPr>
+                <w:sz w:val="15"/>
+                <w:szCs w:val="15"/>
+              </w:rPr>
+            </w:pPr>
+          </w:p>
         </w:tc>
         <w:tc>
           <w:tcPr>
             <w:tcW w:w="3200" w:type="dxa"/>
-          </w:tcPr>
-          <w:p/>
+            <w:vAlign w:val="center"/>
+          </w:tcPr>
+          <w:p>
+            <w:pPr>
+              <w:jc w:val="center"/>
+              <w:rPr>
+                <w:sz w:val="15"/>
+                <w:szCs w:val="15"/>
+              </w:rPr>
+            </w:pPr>
+          </w:p>
         </w:tc>
         <w:tc>
           <w:tcPr>
             <w:tcW w:w="3200" w:type="dxa"/>
-          </w:tcPr>
-          <w:p/>
+            <w:vAlign w:val="center"/>
+          </w:tcPr>
+          <w:p>
+            <w:pPr>
+              <w:rPr>
+                <w:sz w:val="15"/>
+                <w:szCs w:val="15"/>
+              </w:rPr>
+            </w:pPr>
+          </w:p>
         </w:tc>
       </w:tr>
     </w:tbl>
@@ -2322,12 +2634,12 @@
         <w:tc>
           <w:tcPr>
             <w:tcW w:w="1613" w:type="dxa"/>
+            <w:vAlign w:val="center"/>
           </w:tcPr>
           <w:p>
             <w:pPr>
               <w:pStyle w:val="TableParagraph"/>
               <w:ind w:left="286"/>
-              <w:jc w:val="left"/>
               <w:rPr>
                 <w:sz w:val="15"/>
               </w:rPr>
@@ -2358,11 +2670,11 @@
         <w:tc>
           <w:tcPr>
             <w:tcW w:w="3213" w:type="dxa"/>
-          </w:tcPr>
-          <w:p>
-            <w:pPr>
-              <w:pStyle w:val="TableParagraph"/>
-              <w:jc w:val="left"/>
+            <w:vAlign w:val="center"/>
+          </w:tcPr>
+          <w:p>
+            <w:pPr>
+              <w:pStyle w:val="TableParagraph"/>
               <w:rPr>
                 <w:sz w:val="15"/>
               </w:rPr>
@@ -2372,11 +2684,11 @@
         <w:tc>
           <w:tcPr>
             <w:tcW w:w="3200" w:type="dxa"/>
-          </w:tcPr>
-          <w:p>
-            <w:pPr>
-              <w:pStyle w:val="TableParagraph"/>
-              <w:jc w:val="left"/>
+            <w:vAlign w:val="center"/>
+          </w:tcPr>
+          <w:p>
+            <w:pPr>
+              <w:pStyle w:val="TableParagraph"/>
               <w:rPr>
                 <w:sz w:val="15"/>
               </w:rPr>
@@ -2386,6 +2698,7 @@
         <w:tc>
           <w:tcPr>
             <w:tcW w:w="3200" w:type="dxa"/>
+            <w:vAlign w:val="center"/>
           </w:tcPr>
           <w:p>
             <w:pPr>
@@ -2406,9 +2719,21 @@
         <w:tc>
           <w:tcPr>
             <w:tcW w:w="1613" w:type="dxa"/>
-          </w:tcPr>
-          <w:p>
-            <w:r>
+            <w:vAlign w:val="center"/>
+          </w:tcPr>
+          <w:p>
+            <w:pPr>
+              <w:jc w:val="center"/>
+              <w:rPr>
+                <w:sz w:val="15"/>
+                <w:szCs w:val="15"/>
+              </w:rPr>
+            </w:pPr>
+            <w:r>
+              <w:rPr>
+                <w:sz w:val="15"/>
+                <w:szCs w:val="15"/>
+              </w:rPr>
               <w:t>{{ line.waktu }}</w:t>
             </w:r>
           </w:p>
@@ -2418,7 +2743,17 @@
             <w:tcW w:w="4826" w:type="dxa"/>
           </w:tcPr>
           <w:p>
-            <w:r>
+            <w:pPr>
+              <w:rPr>
+                <w:sz w:val="15"/>
+                <w:szCs w:val="15"/>
+              </w:rPr>
+            </w:pPr>
+            <w:r>
+              <w:rPr>
+                <w:sz w:val="15"/>
+                <w:szCs w:val="15"/>
+              </w:rPr>
               <w:t>{{ line.aktivitas }}</w:t>
             </w:r>
           </w:p>
@@ -2426,9 +2761,21 @@
         <w:tc>
           <w:tcPr>
             <w:tcW w:w="3213" w:type="dxa"/>
-          </w:tcPr>
-          <w:p>
-            <w:r>
+            <w:vAlign w:val="center"/>
+          </w:tcPr>
+          <w:p>
+            <w:pPr>
+              <w:jc w:val="center"/>
+              <w:rPr>
+                <w:sz w:val="15"/>
+                <w:szCs w:val="15"/>
+              </w:rPr>
+            </w:pPr>
+            <w:r>
+              <w:rPr>
+                <w:sz w:val="15"/>
+                <w:szCs w:val="15"/>
+              </w:rPr>
               <w:t>{{ line.media }}</w:t>
             </w:r>
           </w:p>
@@ -2436,9 +2783,21 @@
         <w:tc>
           <w:tcPr>
             <w:tcW w:w="3200" w:type="dxa"/>
-          </w:tcPr>
-          <w:p>
-            <w:r>
+            <w:vAlign w:val="center"/>
+          </w:tcPr>
+          <w:p>
+            <w:pPr>
+              <w:jc w:val="center"/>
+              <w:rPr>
+                <w:sz w:val="15"/>
+                <w:szCs w:val="15"/>
+              </w:rPr>
+            </w:pPr>
+            <w:r>
+              <w:rPr>
+                <w:sz w:val="15"/>
+                <w:szCs w:val="15"/>
+              </w:rPr>
               <w:t>{{ line.sumber }}</w:t>
             </w:r>
           </w:p>
@@ -2446,9 +2805,20 @@
         <w:tc>
           <w:tcPr>
             <w:tcW w:w="3200" w:type="dxa"/>
-          </w:tcPr>
-          <w:p>
-            <w:r>
+            <w:vAlign w:val="center"/>
+          </w:tcPr>
+          <w:p>
+            <w:pPr>
+              <w:rPr>
+                <w:sz w:val="15"/>
+                <w:szCs w:val="15"/>
+              </w:rPr>
+            </w:pPr>
+            <w:r>
+              <w:rPr>
+                <w:sz w:val="15"/>
+                <w:szCs w:val="15"/>
+              </w:rPr>
               <w:t>{{ line.penilaian }}</w:t>
             </w:r>
           </w:p>
@@ -2461,9 +2831,21 @@
         <w:tc>
           <w:tcPr>
             <w:tcW w:w="1613" w:type="dxa"/>
-          </w:tcPr>
-          <w:p>
-            <w:r>
+            <w:vAlign w:val="center"/>
+          </w:tcPr>
+          <w:p>
+            <w:pPr>
+              <w:jc w:val="center"/>
+              <w:rPr>
+                <w:sz w:val="15"/>
+                <w:szCs w:val="15"/>
+              </w:rPr>
+            </w:pPr>
+            <w:r>
+              <w:rPr>
+                <w:sz w:val="15"/>
+                <w:szCs w:val="15"/>
+              </w:rPr>
               <w:t>{%tr endfor %}</w:t>
             </w:r>
           </w:p>
@@ -2472,25 +2854,58 @@
           <w:tcPr>
             <w:tcW w:w="4826" w:type="dxa"/>
           </w:tcPr>
-          <w:p/>
+          <w:p>
+            <w:pPr>
+              <w:rPr>
+                <w:sz w:val="15"/>
+                <w:szCs w:val="15"/>
+              </w:rPr>
+            </w:pPr>
+          </w:p>
         </w:tc>
         <w:tc>
           <w:tcPr>
             <w:tcW w:w="3213" w:type="dxa"/>
-          </w:tcPr>
-          <w:p/>
+            <w:vAlign w:val="center"/>
+          </w:tcPr>
+          <w:p>
+            <w:pPr>
+              <w:jc w:val="center"/>
+              <w:rPr>
+                <w:sz w:val="15"/>
+                <w:szCs w:val="15"/>
+              </w:rPr>
+            </w:pPr>
+          </w:p>
         </w:tc>
         <w:tc>
           <w:tcPr>
             <w:tcW w:w="3200" w:type="dxa"/>
-          </w:tcPr>
-          <w:p/>
+            <w:vAlign w:val="center"/>
+          </w:tcPr>
+          <w:p>
+            <w:pPr>
+              <w:jc w:val="center"/>
+              <w:rPr>
+                <w:sz w:val="15"/>
+                <w:szCs w:val="15"/>
+              </w:rPr>
+            </w:pPr>
+          </w:p>
         </w:tc>
         <w:tc>
           <w:tcPr>
             <w:tcW w:w="3200" w:type="dxa"/>
-          </w:tcPr>
-          <w:p/>
+            <w:vAlign w:val="center"/>
+          </w:tcPr>
+          <w:p>
+            <w:pPr>
+              <w:rPr>
+                <w:sz w:val="15"/>
+                <w:szCs w:val="15"/>
+              </w:rPr>
+            </w:pPr>
+          </w:p>
         </w:tc>
       </w:tr>
     </w:tbl>
@@ -2714,12 +3129,12 @@
         <w:tc>
           <w:tcPr>
             <w:tcW w:w="1613" w:type="dxa"/>
+            <w:vAlign w:val="center"/>
           </w:tcPr>
           <w:p>
             <w:pPr>
               <w:pStyle w:val="TableParagraph"/>
               <w:ind w:left="286"/>
-              <w:jc w:val="left"/>
               <w:rPr>
                 <w:sz w:val="15"/>
               </w:rPr>
@@ -2750,11 +3165,11 @@
         <w:tc>
           <w:tcPr>
             <w:tcW w:w="3213" w:type="dxa"/>
-          </w:tcPr>
-          <w:p>
-            <w:pPr>
-              <w:pStyle w:val="TableParagraph"/>
-              <w:jc w:val="left"/>
+            <w:vAlign w:val="center"/>
+          </w:tcPr>
+          <w:p>
+            <w:pPr>
+              <w:pStyle w:val="TableParagraph"/>
               <w:rPr>
                 <w:sz w:val="15"/>
               </w:rPr>
@@ -2764,11 +3179,11 @@
         <w:tc>
           <w:tcPr>
             <w:tcW w:w="3200" w:type="dxa"/>
-          </w:tcPr>
-          <w:p>
-            <w:pPr>
-              <w:pStyle w:val="TableParagraph"/>
-              <w:jc w:val="left"/>
+            <w:vAlign w:val="center"/>
+          </w:tcPr>
+          <w:p>
+            <w:pPr>
+              <w:pStyle w:val="TableParagraph"/>
               <w:rPr>
                 <w:sz w:val="15"/>
               </w:rPr>
@@ -2778,6 +3193,7 @@
         <w:tc>
           <w:tcPr>
             <w:tcW w:w="3200" w:type="dxa"/>
+            <w:vAlign w:val="center"/>
           </w:tcPr>
           <w:p>
             <w:pPr>
@@ -2798,9 +3214,21 @@
         <w:tc>
           <w:tcPr>
             <w:tcW w:w="1613" w:type="dxa"/>
-          </w:tcPr>
-          <w:p>
-            <w:r>
+            <w:vAlign w:val="center"/>
+          </w:tcPr>
+          <w:p>
+            <w:pPr>
+              <w:jc w:val="center"/>
+              <w:rPr>
+                <w:sz w:val="15"/>
+                <w:szCs w:val="15"/>
+              </w:rPr>
+            </w:pPr>
+            <w:r>
+              <w:rPr>
+                <w:sz w:val="15"/>
+                <w:szCs w:val="15"/>
+              </w:rPr>
               <w:t>{{ line.waktu }}</w:t>
             </w:r>
           </w:p>
@@ -2810,7 +3238,17 @@
             <w:tcW w:w="4826" w:type="dxa"/>
           </w:tcPr>
           <w:p>
-            <w:r>
+            <w:pPr>
+              <w:rPr>
+                <w:sz w:val="15"/>
+                <w:szCs w:val="15"/>
+              </w:rPr>
+            </w:pPr>
+            <w:r>
+              <w:rPr>
+                <w:sz w:val="15"/>
+                <w:szCs w:val="15"/>
+              </w:rPr>
               <w:t>{{ line.aktivitas }}</w:t>
             </w:r>
           </w:p>
@@ -2818,9 +3256,21 @@
         <w:tc>
           <w:tcPr>
             <w:tcW w:w="3213" w:type="dxa"/>
-          </w:tcPr>
-          <w:p>
-            <w:r>
+            <w:vAlign w:val="center"/>
+          </w:tcPr>
+          <w:p>
+            <w:pPr>
+              <w:jc w:val="center"/>
+              <w:rPr>
+                <w:sz w:val="15"/>
+                <w:szCs w:val="15"/>
+              </w:rPr>
+            </w:pPr>
+            <w:r>
+              <w:rPr>
+                <w:sz w:val="15"/>
+                <w:szCs w:val="15"/>
+              </w:rPr>
               <w:t>{{ line.media }}</w:t>
             </w:r>
           </w:p>
@@ -2828,9 +3278,21 @@
         <w:tc>
           <w:tcPr>
             <w:tcW w:w="3200" w:type="dxa"/>
-          </w:tcPr>
-          <w:p>
-            <w:r>
+            <w:vAlign w:val="center"/>
+          </w:tcPr>
+          <w:p>
+            <w:pPr>
+              <w:jc w:val="center"/>
+              <w:rPr>
+                <w:sz w:val="15"/>
+                <w:szCs w:val="15"/>
+              </w:rPr>
+            </w:pPr>
+            <w:r>
+              <w:rPr>
+                <w:sz w:val="15"/>
+                <w:szCs w:val="15"/>
+              </w:rPr>
               <w:t>{{ line.sumber }}</w:t>
             </w:r>
           </w:p>
@@ -2838,9 +3300,20 @@
         <w:tc>
           <w:tcPr>
             <w:tcW w:w="3200" w:type="dxa"/>
-          </w:tcPr>
-          <w:p>
-            <w:r>
+            <w:vAlign w:val="center"/>
+          </w:tcPr>
+          <w:p>
+            <w:pPr>
+              <w:rPr>
+                <w:sz w:val="15"/>
+                <w:szCs w:val="15"/>
+              </w:rPr>
+            </w:pPr>
+            <w:r>
+              <w:rPr>
+                <w:sz w:val="15"/>
+                <w:szCs w:val="15"/>
+              </w:rPr>
               <w:t>{{ line.penilaian }}</w:t>
             </w:r>
           </w:p>
@@ -2853,9 +3326,21 @@
         <w:tc>
           <w:tcPr>
             <w:tcW w:w="1613" w:type="dxa"/>
-          </w:tcPr>
-          <w:p>
-            <w:r>
+            <w:vAlign w:val="center"/>
+          </w:tcPr>
+          <w:p>
+            <w:pPr>
+              <w:jc w:val="center"/>
+              <w:rPr>
+                <w:sz w:val="15"/>
+                <w:szCs w:val="15"/>
+              </w:rPr>
+            </w:pPr>
+            <w:r>
+              <w:rPr>
+                <w:sz w:val="15"/>
+                <w:szCs w:val="15"/>
+              </w:rPr>
               <w:t>{%tr endfor %}</w:t>
             </w:r>
           </w:p>
@@ -2864,25 +3349,58 @@
           <w:tcPr>
             <w:tcW w:w="4826" w:type="dxa"/>
           </w:tcPr>
-          <w:p/>
+          <w:p>
+            <w:pPr>
+              <w:rPr>
+                <w:sz w:val="15"/>
+                <w:szCs w:val="15"/>
+              </w:rPr>
+            </w:pPr>
+          </w:p>
         </w:tc>
         <w:tc>
           <w:tcPr>
             <w:tcW w:w="3213" w:type="dxa"/>
-          </w:tcPr>
-          <w:p/>
+            <w:vAlign w:val="center"/>
+          </w:tcPr>
+          <w:p>
+            <w:pPr>
+              <w:jc w:val="center"/>
+              <w:rPr>
+                <w:sz w:val="15"/>
+                <w:szCs w:val="15"/>
+              </w:rPr>
+            </w:pPr>
+          </w:p>
         </w:tc>
         <w:tc>
           <w:tcPr>
             <w:tcW w:w="3200" w:type="dxa"/>
-          </w:tcPr>
-          <w:p/>
+            <w:vAlign w:val="center"/>
+          </w:tcPr>
+          <w:p>
+            <w:pPr>
+              <w:jc w:val="center"/>
+              <w:rPr>
+                <w:sz w:val="15"/>
+                <w:szCs w:val="15"/>
+              </w:rPr>
+            </w:pPr>
+          </w:p>
         </w:tc>
         <w:tc>
           <w:tcPr>
             <w:tcW w:w="3200" w:type="dxa"/>
-          </w:tcPr>
-          <w:p/>
+            <w:vAlign w:val="center"/>
+          </w:tcPr>
+          <w:p>
+            <w:pPr>
+              <w:rPr>
+                <w:sz w:val="15"/>
+                <w:szCs w:val="15"/>
+              </w:rPr>
+            </w:pPr>
+          </w:p>
         </w:tc>
       </w:tr>
     </w:tbl>
@@ -3306,7 +3824,7 @@
           </mc:Choice>
           <mc:Fallback>
             <w:pict>
-              <v:shape w14:anchorId="5496A666" id="Graphic 5" o:spid="_x0000_s1026" style="position:absolute;margin-left:182.75pt;margin-top:14.8pt;width:74.9pt;height:.1pt;z-index:-15726592;visibility:visible;mso-wrap-style:square;mso-wrap-distance-left:0;mso-wrap-distance-top:0;mso-wrap-distance-right:0;mso-wrap-distance-bottom:0;mso-position-horizontal:absolute;mso-position-horizontal-relative:page;mso-position-vertical:absolute;mso-position-vertical-relative:text;v-text-anchor:top" coordsize="951230,1270" o:gfxdata="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" path="m,l951163,e" filled="f" strokeweight=".20497mm">
+              <v:shape w14:anchorId="6A103194" id="Graphic 5" o:spid="_x0000_s1026" style="position:absolute;margin-left:182.75pt;margin-top:14.8pt;width:74.9pt;height:.1pt;z-index:-15726592;visibility:visible;mso-wrap-style:square;mso-wrap-distance-left:0;mso-wrap-distance-top:0;mso-wrap-distance-right:0;mso-wrap-distance-bottom:0;mso-position-horizontal:absolute;mso-position-horizontal-relative:page;mso-position-vertical:absolute;mso-position-vertical-relative:text;v-text-anchor:top" coordsize="951230,1270" o:gfxdata="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" path="m,l951163,e" filled="f" strokeweight=".20497mm">
                 <v:path arrowok="t"/>
                 <w10:wrap type="topAndBottom" anchorx="page"/>
               </v:shape>
@@ -3386,7 +3904,7 @@
           </mc:Choice>
           <mc:Fallback>
             <w:pict>
-              <v:shape w14:anchorId="2A4DD0B3" id="Graphic 6" o:spid="_x0000_s1026" style="position:absolute;margin-left:583.15pt;margin-top:14.8pt;width:74.9pt;height:.1pt;z-index:-15726080;visibility:visible;mso-wrap-style:square;mso-wrap-distance-left:0;mso-wrap-distance-top:0;mso-wrap-distance-right:0;mso-wrap-distance-bottom:0;mso-position-horizontal:absolute;mso-position-horizontal-relative:page;mso-position-vertical:absolute;mso-position-vertical-relative:text;v-text-anchor:top" coordsize="951230,1270" o:gfxdata="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" path="m,l951163,e" filled="f" strokeweight=".20497mm">
+              <v:shape w14:anchorId="557D67FA" id="Graphic 6" o:spid="_x0000_s1026" style="position:absolute;margin-left:583.15pt;margin-top:14.8pt;width:74.9pt;height:.1pt;z-index:-15726080;visibility:visible;mso-wrap-style:square;mso-wrap-distance-left:0;mso-wrap-distance-top:0;mso-wrap-distance-right:0;mso-wrap-distance-bottom:0;mso-position-horizontal:absolute;mso-position-horizontal-relative:page;mso-position-vertical:absolute;mso-position-vertical-relative:text;v-text-anchor:top" coordsize="951230,1270" o:gfxdata="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" path="m,l951163,e" filled="f" strokeweight=".20497mm">
                 <v:path arrowok="t"/>
                 <w10:wrap type="topAndBottom" anchorx="page"/>
               </v:shape>

--- a/middleware-with-database/app/features/weekly_plan/templates/weekly_plan_template.docx
+++ b/middleware-with-database/app/features/weekly_plan/templates/weekly_plan_template.docx
@@ -204,7 +204,7 @@
           </mc:Choice>
           <mc:Fallback>
             <w:pict>
-              <v:shape w14:anchorId="58FB3657" id="Graphic 2" o:spid="_x0000_s1026" style="position:absolute;margin-left:19.5pt;margin-top:11.85pt;width:803.4pt;height:1.3pt;z-index:-15728640;visibility:visible;mso-wrap-style:square;mso-wrap-distance-left:0;mso-wrap-distance-top:0;mso-wrap-distance-right:0;mso-wrap-distance-bottom:0;mso-position-horizontal:absolute;mso-position-horizontal-relative:page;mso-position-vertical:absolute;mso-position-vertical-relative:text;v-text-anchor:top" coordsize="10203180,16510" o:gfxdata="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" path="m10202647,r-8141,l8128,,,,,8128r,8128l8128,16256r10186378,l10202647,16256r,-8128l10202647,xe" fillcolor="black" stroked="f">
+              <v:shape w14:anchorId="048207AD" id="Graphic 2" o:spid="_x0000_s1026" style="position:absolute;margin-left:19.5pt;margin-top:11.85pt;width:803.4pt;height:1.3pt;z-index:-15728640;visibility:visible;mso-wrap-style:square;mso-wrap-distance-left:0;mso-wrap-distance-top:0;mso-wrap-distance-right:0;mso-wrap-distance-bottom:0;mso-position-horizontal:absolute;mso-position-horizontal-relative:page;mso-position-vertical:absolute;mso-position-vertical-relative:text;v-text-anchor:top" coordsize="10203180,16510" o:gfxdata="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" path="m10202647,r-8141,l8128,,,,,8128r,8128l8128,16256r10186378,l10202647,16256r,-8128l10202647,xe" fillcolor="black" stroked="f">
                 <v:path arrowok="t"/>
                 <w10:wrap type="topAndBottom" anchorx="page"/>
               </v:shape>
@@ -1160,6 +1160,7 @@
         <w:tc>
           <w:tcPr>
             <w:tcW w:w="4826" w:type="dxa"/>
+            <w:vAlign w:val="center"/>
           </w:tcPr>
           <w:p>
             <w:pPr>
@@ -1205,12 +1206,12 @@
         <w:tc>
           <w:tcPr>
             <w:tcW w:w="3200" w:type="dxa"/>
+            <w:vAlign w:val="center"/>
           </w:tcPr>
           <w:p>
             <w:pPr>
               <w:pStyle w:val="TableParagraph"/>
               <w:ind w:left="0"/>
-              <w:jc w:val="left"/>
               <w:rPr>
                 <w:sz w:val="15"/>
               </w:rPr>
@@ -1247,6 +1248,7 @@
         <w:tc>
           <w:tcPr>
             <w:tcW w:w="4826" w:type="dxa"/>
+            <w:vAlign w:val="center"/>
           </w:tcPr>
           <w:p>
             <w:pPr>
@@ -1315,6 +1317,7 @@
           </w:tcPr>
           <w:p>
             <w:pPr>
+              <w:jc w:val="center"/>
               <w:rPr>
                 <w:sz w:val="15"/>
                 <w:szCs w:val="15"/>
@@ -1359,6 +1362,7 @@
         <w:tc>
           <w:tcPr>
             <w:tcW w:w="4826" w:type="dxa"/>
+            <w:vAlign w:val="center"/>
           </w:tcPr>
           <w:p>
             <w:pPr>
@@ -1402,9 +1406,11 @@
         <w:tc>
           <w:tcPr>
             <w:tcW w:w="3200" w:type="dxa"/>
-          </w:tcPr>
-          <w:p>
-            <w:pPr>
+            <w:vAlign w:val="center"/>
+          </w:tcPr>
+          <w:p>
+            <w:pPr>
+              <w:jc w:val="center"/>
               <w:rPr>
                 <w:sz w:val="15"/>
                 <w:szCs w:val="15"/>
@@ -1656,11 +1662,13 @@
         <w:tc>
           <w:tcPr>
             <w:tcW w:w="4826" w:type="dxa"/>
+            <w:vAlign w:val="center"/>
           </w:tcPr>
           <w:p>
             <w:pPr>
               <w:pStyle w:val="TableParagraph"/>
               <w:ind w:left="17"/>
+              <w:jc w:val="left"/>
               <w:rPr>
                 <w:sz w:val="15"/>
               </w:rPr>
@@ -1704,7 +1712,6 @@
             <w:pPr>
               <w:pStyle w:val="TableParagraph"/>
               <w:ind w:left="109"/>
-              <w:jc w:val="left"/>
               <w:rPr>
                 <w:sz w:val="15"/>
               </w:rPr>
@@ -1741,6 +1748,7 @@
         <w:tc>
           <w:tcPr>
             <w:tcW w:w="4826" w:type="dxa"/>
+            <w:vAlign w:val="center"/>
           </w:tcPr>
           <w:p>
             <w:pPr>
@@ -1809,6 +1817,7 @@
           </w:tcPr>
           <w:p>
             <w:pPr>
+              <w:jc w:val="center"/>
               <w:rPr>
                 <w:sz w:val="15"/>
                 <w:szCs w:val="15"/>
@@ -1853,6 +1862,7 @@
         <w:tc>
           <w:tcPr>
             <w:tcW w:w="4826" w:type="dxa"/>
+            <w:vAlign w:val="center"/>
           </w:tcPr>
           <w:p>
             <w:pPr>
@@ -1900,6 +1910,7 @@
           </w:tcPr>
           <w:p>
             <w:pPr>
+              <w:jc w:val="center"/>
               <w:rPr>
                 <w:sz w:val="15"/>
                 <w:szCs w:val="15"/>
@@ -2152,11 +2163,13 @@
         <w:tc>
           <w:tcPr>
             <w:tcW w:w="4826" w:type="dxa"/>
+            <w:vAlign w:val="center"/>
           </w:tcPr>
           <w:p>
             <w:pPr>
               <w:pStyle w:val="TableParagraph"/>
               <w:ind w:left="17"/>
+              <w:jc w:val="left"/>
               <w:rPr>
                 <w:sz w:val="15"/>
               </w:rPr>
@@ -2200,7 +2213,6 @@
             <w:pPr>
               <w:pStyle w:val="TableParagraph"/>
               <w:ind w:left="109"/>
-              <w:jc w:val="left"/>
               <w:rPr>
                 <w:sz w:val="15"/>
               </w:rPr>
@@ -2237,6 +2249,7 @@
         <w:tc>
           <w:tcPr>
             <w:tcW w:w="4826" w:type="dxa"/>
+            <w:vAlign w:val="center"/>
           </w:tcPr>
           <w:p>
             <w:pPr>
@@ -2305,6 +2318,7 @@
           </w:tcPr>
           <w:p>
             <w:pPr>
+              <w:jc w:val="center"/>
               <w:rPr>
                 <w:sz w:val="15"/>
                 <w:szCs w:val="15"/>
@@ -2349,6 +2363,7 @@
         <w:tc>
           <w:tcPr>
             <w:tcW w:w="4826" w:type="dxa"/>
+            <w:vAlign w:val="center"/>
           </w:tcPr>
           <w:p>
             <w:pPr>
@@ -2396,6 +2411,7 @@
           </w:tcPr>
           <w:p>
             <w:pPr>
+              <w:jc w:val="center"/>
               <w:rPr>
                 <w:sz w:val="15"/>
                 <w:szCs w:val="15"/>
@@ -2656,11 +2672,13 @@
         <w:tc>
           <w:tcPr>
             <w:tcW w:w="4826" w:type="dxa"/>
+            <w:vAlign w:val="center"/>
           </w:tcPr>
           <w:p>
             <w:pPr>
               <w:pStyle w:val="TableParagraph"/>
               <w:ind w:left="17"/>
+              <w:jc w:val="left"/>
               <w:rPr>
                 <w:sz w:val="15"/>
               </w:rPr>
@@ -2704,7 +2722,6 @@
             <w:pPr>
               <w:pStyle w:val="TableParagraph"/>
               <w:ind w:left="109"/>
-              <w:jc w:val="left"/>
               <w:rPr>
                 <w:sz w:val="15"/>
               </w:rPr>
@@ -2741,6 +2758,7 @@
         <w:tc>
           <w:tcPr>
             <w:tcW w:w="4826" w:type="dxa"/>
+            <w:vAlign w:val="center"/>
           </w:tcPr>
           <w:p>
             <w:pPr>
@@ -2809,6 +2827,7 @@
           </w:tcPr>
           <w:p>
             <w:pPr>
+              <w:jc w:val="center"/>
               <w:rPr>
                 <w:sz w:val="15"/>
                 <w:szCs w:val="15"/>
@@ -2853,6 +2872,7 @@
         <w:tc>
           <w:tcPr>
             <w:tcW w:w="4826" w:type="dxa"/>
+            <w:vAlign w:val="center"/>
           </w:tcPr>
           <w:p>
             <w:pPr>
@@ -2900,6 +2920,7 @@
           </w:tcPr>
           <w:p>
             <w:pPr>
+              <w:jc w:val="center"/>
               <w:rPr>
                 <w:sz w:val="15"/>
                 <w:szCs w:val="15"/>
@@ -3151,11 +3172,13 @@
         <w:tc>
           <w:tcPr>
             <w:tcW w:w="4826" w:type="dxa"/>
+            <w:vAlign w:val="center"/>
           </w:tcPr>
           <w:p>
             <w:pPr>
               <w:pStyle w:val="TableParagraph"/>
               <w:ind w:left="17"/>
+              <w:jc w:val="left"/>
               <w:rPr>
                 <w:sz w:val="15"/>
               </w:rPr>
@@ -3199,7 +3222,6 @@
             <w:pPr>
               <w:pStyle w:val="TableParagraph"/>
               <w:ind w:left="109"/>
-              <w:jc w:val="left"/>
               <w:rPr>
                 <w:sz w:val="15"/>
               </w:rPr>
@@ -3236,6 +3258,7 @@
         <w:tc>
           <w:tcPr>
             <w:tcW w:w="4826" w:type="dxa"/>
+            <w:vAlign w:val="center"/>
           </w:tcPr>
           <w:p>
             <w:pPr>
@@ -3304,6 +3327,7 @@
           </w:tcPr>
           <w:p>
             <w:pPr>
+              <w:jc w:val="center"/>
               <w:rPr>
                 <w:sz w:val="15"/>
                 <w:szCs w:val="15"/>
@@ -3348,6 +3372,7 @@
         <w:tc>
           <w:tcPr>
             <w:tcW w:w="4826" w:type="dxa"/>
+            <w:vAlign w:val="center"/>
           </w:tcPr>
           <w:p>
             <w:pPr>
@@ -3395,6 +3420,7 @@
           </w:tcPr>
           <w:p>
             <w:pPr>
+              <w:jc w:val="center"/>
               <w:rPr>
                 <w:sz w:val="15"/>
                 <w:szCs w:val="15"/>
@@ -3824,7 +3850,7 @@
           </mc:Choice>
           <mc:Fallback>
             <w:pict>
-              <v:shape w14:anchorId="6A103194" id="Graphic 5" o:spid="_x0000_s1026" style="position:absolute;margin-left:182.75pt;margin-top:14.8pt;width:74.9pt;height:.1pt;z-index:-15726592;visibility:visible;mso-wrap-style:square;mso-wrap-distance-left:0;mso-wrap-distance-top:0;mso-wrap-distance-right:0;mso-wrap-distance-bottom:0;mso-position-horizontal:absolute;mso-position-horizontal-relative:page;mso-position-vertical:absolute;mso-position-vertical-relative:text;v-text-anchor:top" coordsize="951230,1270" o:gfxdata="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" path="m,l951163,e" filled="f" strokeweight=".20497mm">
+              <v:shape w14:anchorId="3F1BEE79" id="Graphic 5" o:spid="_x0000_s1026" style="position:absolute;margin-left:182.75pt;margin-top:14.8pt;width:74.9pt;height:.1pt;z-index:-15726592;visibility:visible;mso-wrap-style:square;mso-wrap-distance-left:0;mso-wrap-distance-top:0;mso-wrap-distance-right:0;mso-wrap-distance-bottom:0;mso-position-horizontal:absolute;mso-position-horizontal-relative:page;mso-position-vertical:absolute;mso-position-vertical-relative:text;v-text-anchor:top" coordsize="951230,1270" o:gfxdata="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" path="m,l951163,e" filled="f" strokeweight=".20497mm">
                 <v:path arrowok="t"/>
                 <w10:wrap type="topAndBottom" anchorx="page"/>
               </v:shape>
@@ -3904,7 +3930,7 @@
           </mc:Choice>
           <mc:Fallback>
             <w:pict>
-              <v:shape w14:anchorId="557D67FA" id="Graphic 6" o:spid="_x0000_s1026" style="position:absolute;margin-left:583.15pt;margin-top:14.8pt;width:74.9pt;height:.1pt;z-index:-15726080;visibility:visible;mso-wrap-style:square;mso-wrap-distance-left:0;mso-wrap-distance-top:0;mso-wrap-distance-right:0;mso-wrap-distance-bottom:0;mso-position-horizontal:absolute;mso-position-horizontal-relative:page;mso-position-vertical:absolute;mso-position-vertical-relative:text;v-text-anchor:top" coordsize="951230,1270" o:gfxdata="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" path="m,l951163,e" filled="f" strokeweight=".20497mm">
+              <v:shape w14:anchorId="7A87DE6B" id="Graphic 6" o:spid="_x0000_s1026" style="position:absolute;margin-left:583.15pt;margin-top:14.8pt;width:74.9pt;height:.1pt;z-index:-15726080;visibility:visible;mso-wrap-style:square;mso-wrap-distance-left:0;mso-wrap-distance-top:0;mso-wrap-distance-right:0;mso-wrap-distance-bottom:0;mso-position-horizontal:absolute;mso-position-horizontal-relative:page;mso-position-vertical:absolute;mso-position-vertical-relative:text;v-text-anchor:top" coordsize="951230,1270" o:gfxdata="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" path="m,l951163,e" filled="f" strokeweight=".20497mm">
                 <v:path arrowok="t"/>
                 <w10:wrap type="topAndBottom" anchorx="page"/>
               </v:shape>
